--- a/Desarrollo/CACIF/Diseño/CACIF-DI.docx
+++ b/Desarrollo/CACIF/Diseño/CACIF-DI.docx
@@ -1238,7 +1238,7 @@
     </w:p>
     <w:sdt>
       <w:sdtPr>
-        <w:id w:val="-146852899"/>
+        <w:id w:val="139450570"/>
         <w:docPartObj>
           <w:docPartGallery w:val="Table of Contents"/>
           <w:docPartUnique w:val="1"/>
@@ -2961,6 +2961,7 @@
           </w:tcPr>
           <w:p>
             <w:pPr>
+              <w:jc w:val="center"/>
               <w:rPr>
                 <w:rFonts w:ascii="Times New Roman" w:cs="Times New Roman" w:eastAsia="Times New Roman" w:hAnsi="Times New Roman"/>
                 <w:b w:val="1"/>
@@ -3001,6 +3002,7 @@
           </w:tcPr>
           <w:p>
             <w:pPr>
+              <w:jc w:val="center"/>
               <w:rPr>
                 <w:rFonts w:ascii="Times New Roman" w:cs="Times New Roman" w:eastAsia="Times New Roman" w:hAnsi="Times New Roman"/>
                 <w:b w:val="1"/>
@@ -3041,6 +3043,7 @@
           </w:tcPr>
           <w:p>
             <w:pPr>
+              <w:jc w:val="center"/>
               <w:rPr>
                 <w:rFonts w:ascii="Times New Roman" w:cs="Times New Roman" w:eastAsia="Times New Roman" w:hAnsi="Times New Roman"/>
                 <w:b w:val="1"/>
@@ -3081,6 +3084,7 @@
           </w:tcPr>
           <w:p>
             <w:pPr>
+              <w:jc w:val="center"/>
               <w:rPr>
                 <w:rFonts w:ascii="Times New Roman" w:cs="Times New Roman" w:eastAsia="Times New Roman" w:hAnsi="Times New Roman"/>
                 <w:b w:val="1"/>
@@ -3112,22 +3116,23 @@
         <w:tc>
           <w:tcPr>
             <w:tcBorders>
-              <w:top w:color="000000" w:space="0" w:sz="0" w:val="nil"/>
-              <w:left w:color="cccccc" w:space="0" w:sz="7" w:val="single"/>
-              <w:bottom w:color="cccccc" w:space="0" w:sz="7" w:val="single"/>
-              <w:right w:color="cccccc" w:space="0" w:sz="7" w:val="single"/>
-            </w:tcBorders>
-            <w:shd w:fill="ffffff" w:val="clear"/>
-            <w:tcMar>
-              <w:top w:w="80.0" w:type="dxa"/>
-              <w:left w:w="120.0" w:type="dxa"/>
-              <w:bottom w:w="80.0" w:type="dxa"/>
-              <w:right w:w="120.0" w:type="dxa"/>
-            </w:tcMar>
-            <w:vAlign w:val="top"/>
-          </w:tcPr>
-          <w:p>
-            <w:pPr>
+              <w:top w:color="1f1f1f" w:space="0" w:sz="6" w:val="single"/>
+              <w:left w:color="1f1f1f" w:space="0" w:sz="6" w:val="single"/>
+              <w:bottom w:color="1f1f1f" w:space="0" w:sz="6" w:val="single"/>
+              <w:right w:color="1f1f1f" w:space="0" w:sz="6" w:val="single"/>
+            </w:tcBorders>
+            <w:tcMar>
+              <w:top w:w="56.69291338582678" w:type="dxa"/>
+              <w:left w:w="56.69291338582678" w:type="dxa"/>
+              <w:bottom w:w="56.69291338582678" w:type="dxa"/>
+              <w:right w:w="56.69291338582678" w:type="dxa"/>
+            </w:tcMar>
+            <w:vAlign w:val="center"/>
+          </w:tcPr>
+          <w:p>
+            <w:pPr>
+              <w:spacing w:after="0" w:lineRule="auto"/>
+              <w:jc w:val="center"/>
               <w:rPr>
                 <w:rFonts w:ascii="Times New Roman" w:cs="Times New Roman" w:eastAsia="Times New Roman" w:hAnsi="Times New Roman"/>
                 <w:sz w:val="24"/>
@@ -3148,108 +3153,111 @@
         <w:tc>
           <w:tcPr>
             <w:tcBorders>
-              <w:top w:color="000000" w:space="0" w:sz="0" w:val="nil"/>
-              <w:left w:color="000000" w:space="0" w:sz="0" w:val="nil"/>
-              <w:bottom w:color="cccccc" w:space="0" w:sz="7" w:val="single"/>
-              <w:right w:color="cccccc" w:space="0" w:sz="7" w:val="single"/>
-            </w:tcBorders>
-            <w:shd w:fill="ffffff" w:val="clear"/>
-            <w:tcMar>
-              <w:top w:w="80.0" w:type="dxa"/>
-              <w:left w:w="120.0" w:type="dxa"/>
-              <w:bottom w:w="80.0" w:type="dxa"/>
-              <w:right w:w="120.0" w:type="dxa"/>
-            </w:tcMar>
-            <w:vAlign w:val="top"/>
-          </w:tcPr>
-          <w:p>
-            <w:pPr>
-              <w:rPr>
-                <w:rFonts w:ascii="Times New Roman" w:cs="Times New Roman" w:eastAsia="Times New Roman" w:hAnsi="Times New Roman"/>
-                <w:sz w:val="24"/>
-                <w:szCs w:val="24"/>
-              </w:rPr>
-            </w:pPr>
-            <w:r>
-              <w:rPr>
-                <w:rFonts w:ascii="Times New Roman" w:cs="Times New Roman" w:eastAsia="Times New Roman" w:hAnsi="Times New Roman"/>
-                <w:sz w:val="24"/>
-                <w:szCs w:val="24"/>
-                <w:rtl w:val="0"/>
-              </w:rPr>
-              <w:t xml:space="preserve">Negro azulado oscuro</w:t>
-            </w:r>
-          </w:p>
-        </w:tc>
-        <w:tc>
-          <w:tcPr>
-            <w:tcBorders>
-              <w:top w:color="000000" w:space="0" w:sz="0" w:val="nil"/>
-              <w:left w:color="000000" w:space="0" w:sz="0" w:val="nil"/>
-              <w:bottom w:color="cccccc" w:space="0" w:sz="7" w:val="single"/>
-              <w:right w:color="cccccc" w:space="0" w:sz="7" w:val="single"/>
-            </w:tcBorders>
-            <w:shd w:fill="ffffff" w:val="clear"/>
-            <w:tcMar>
-              <w:top w:w="80.0" w:type="dxa"/>
-              <w:left w:w="120.0" w:type="dxa"/>
-              <w:bottom w:w="80.0" w:type="dxa"/>
-              <w:right w:w="120.0" w:type="dxa"/>
-            </w:tcMar>
-            <w:vAlign w:val="top"/>
-          </w:tcPr>
-          <w:p>
-            <w:pPr>
-              <w:rPr>
-                <w:rFonts w:ascii="Times New Roman" w:cs="Times New Roman" w:eastAsia="Times New Roman" w:hAnsi="Times New Roman"/>
-                <w:sz w:val="24"/>
-                <w:szCs w:val="24"/>
-              </w:rPr>
-            </w:pPr>
-            <w:r>
-              <w:rPr>
-                <w:rFonts w:ascii="Times New Roman" w:cs="Times New Roman" w:eastAsia="Times New Roman" w:hAnsi="Times New Roman"/>
-                <w:sz w:val="24"/>
-                <w:szCs w:val="24"/>
-                <w:rtl w:val="0"/>
-              </w:rPr>
-              <w:t xml:space="preserve">#0D1117 / #111827</w:t>
-            </w:r>
-          </w:p>
-        </w:tc>
-        <w:tc>
-          <w:tcPr>
-            <w:tcBorders>
-              <w:top w:color="000000" w:space="0" w:sz="0" w:val="nil"/>
-              <w:left w:color="000000" w:space="0" w:sz="0" w:val="nil"/>
-              <w:bottom w:color="cccccc" w:space="0" w:sz="7" w:val="single"/>
-              <w:right w:color="cccccc" w:space="0" w:sz="7" w:val="single"/>
-            </w:tcBorders>
-            <w:shd w:fill="ffffff" w:val="clear"/>
-            <w:tcMar>
-              <w:top w:w="80.0" w:type="dxa"/>
-              <w:left w:w="120.0" w:type="dxa"/>
-              <w:bottom w:w="80.0" w:type="dxa"/>
-              <w:right w:w="120.0" w:type="dxa"/>
-            </w:tcMar>
-            <w:vAlign w:val="top"/>
-          </w:tcPr>
-          <w:p>
-            <w:pPr>
-              <w:rPr>
-                <w:rFonts w:ascii="Times New Roman" w:cs="Times New Roman" w:eastAsia="Times New Roman" w:hAnsi="Times New Roman"/>
-                <w:sz w:val="24"/>
-                <w:szCs w:val="24"/>
-              </w:rPr>
-            </w:pPr>
-            <w:r>
-              <w:rPr>
-                <w:rFonts w:ascii="Times New Roman" w:cs="Times New Roman" w:eastAsia="Times New Roman" w:hAnsi="Times New Roman"/>
-                <w:sz w:val="24"/>
-                <w:szCs w:val="24"/>
-                <w:rtl w:val="0"/>
-              </w:rPr>
-              <w:t xml:space="preserve">Fondo de página y sidebar</w:t>
+              <w:top w:color="1f1f1f" w:space="0" w:sz="6" w:val="single"/>
+              <w:left w:color="1f1f1f" w:space="0" w:sz="6" w:val="single"/>
+              <w:bottom w:color="1f1f1f" w:space="0" w:sz="6" w:val="single"/>
+              <w:right w:color="1f1f1f" w:space="0" w:sz="6" w:val="single"/>
+            </w:tcBorders>
+            <w:tcMar>
+              <w:top w:w="56.69291338582678" w:type="dxa"/>
+              <w:left w:w="56.69291338582678" w:type="dxa"/>
+              <w:bottom w:w="56.69291338582678" w:type="dxa"/>
+              <w:right w:w="56.69291338582678" w:type="dxa"/>
+            </w:tcMar>
+            <w:vAlign w:val="center"/>
+          </w:tcPr>
+          <w:p>
+            <w:pPr>
+              <w:spacing w:after="0" w:lineRule="auto"/>
+              <w:jc w:val="center"/>
+              <w:rPr>
+                <w:rFonts w:ascii="Times New Roman" w:cs="Times New Roman" w:eastAsia="Times New Roman" w:hAnsi="Times New Roman"/>
+                <w:sz w:val="24"/>
+                <w:szCs w:val="24"/>
+              </w:rPr>
+            </w:pPr>
+            <w:r>
+              <w:rPr>
+                <w:rFonts w:ascii="Times New Roman" w:cs="Times New Roman" w:eastAsia="Times New Roman" w:hAnsi="Times New Roman"/>
+                <w:sz w:val="24"/>
+                <w:szCs w:val="24"/>
+                <w:rtl w:val="0"/>
+              </w:rPr>
+              <w:t xml:space="preserve">Negro profundo</w:t>
+            </w:r>
+          </w:p>
+        </w:tc>
+        <w:tc>
+          <w:tcPr>
+            <w:tcBorders>
+              <w:top w:color="1f1f1f" w:space="0" w:sz="6" w:val="single"/>
+              <w:left w:color="1f1f1f" w:space="0" w:sz="6" w:val="single"/>
+              <w:bottom w:color="1f1f1f" w:space="0" w:sz="6" w:val="single"/>
+              <w:right w:color="1f1f1f" w:space="0" w:sz="6" w:val="single"/>
+            </w:tcBorders>
+            <w:tcMar>
+              <w:top w:w="56.69291338582678" w:type="dxa"/>
+              <w:left w:w="56.69291338582678" w:type="dxa"/>
+              <w:bottom w:w="56.69291338582678" w:type="dxa"/>
+              <w:right w:w="56.69291338582678" w:type="dxa"/>
+            </w:tcMar>
+            <w:vAlign w:val="center"/>
+          </w:tcPr>
+          <w:p>
+            <w:pPr>
+              <w:spacing w:after="0" w:lineRule="auto"/>
+              <w:jc w:val="center"/>
+              <w:rPr>
+                <w:rFonts w:ascii="Times New Roman" w:cs="Times New Roman" w:eastAsia="Times New Roman" w:hAnsi="Times New Roman"/>
+                <w:sz w:val="24"/>
+                <w:szCs w:val="24"/>
+              </w:rPr>
+            </w:pPr>
+            <w:r>
+              <w:rPr>
+                <w:rFonts w:ascii="Times New Roman" w:cs="Times New Roman" w:eastAsia="Times New Roman" w:hAnsi="Times New Roman"/>
+                <w:sz w:val="24"/>
+                <w:szCs w:val="24"/>
+                <w:rtl w:val="0"/>
+              </w:rPr>
+              <w:t xml:space="preserve">#0B0E14</w:t>
+            </w:r>
+          </w:p>
+        </w:tc>
+        <w:tc>
+          <w:tcPr>
+            <w:tcBorders>
+              <w:top w:color="1f1f1f" w:space="0" w:sz="6" w:val="single"/>
+              <w:left w:color="1f1f1f" w:space="0" w:sz="6" w:val="single"/>
+              <w:bottom w:color="1f1f1f" w:space="0" w:sz="6" w:val="single"/>
+              <w:right w:color="1f1f1f" w:space="0" w:sz="6" w:val="single"/>
+            </w:tcBorders>
+            <w:tcMar>
+              <w:top w:w="56.69291338582678" w:type="dxa"/>
+              <w:left w:w="56.69291338582678" w:type="dxa"/>
+              <w:bottom w:w="56.69291338582678" w:type="dxa"/>
+              <w:right w:w="56.69291338582678" w:type="dxa"/>
+            </w:tcMar>
+            <w:vAlign w:val="center"/>
+          </w:tcPr>
+          <w:p>
+            <w:pPr>
+              <w:spacing w:after="0" w:lineRule="auto"/>
+              <w:jc w:val="center"/>
+              <w:rPr>
+                <w:rFonts w:ascii="Times New Roman" w:cs="Times New Roman" w:eastAsia="Times New Roman" w:hAnsi="Times New Roman"/>
+                <w:sz w:val="24"/>
+                <w:szCs w:val="24"/>
+              </w:rPr>
+            </w:pPr>
+            <w:r>
+              <w:rPr>
+                <w:rFonts w:ascii="Times New Roman" w:cs="Times New Roman" w:eastAsia="Times New Roman" w:hAnsi="Times New Roman"/>
+                <w:sz w:val="24"/>
+                <w:szCs w:val="24"/>
+                <w:rtl w:val="0"/>
+              </w:rPr>
+              <w:t xml:space="preserve">Fondo general del chat</w:t>
             </w:r>
           </w:p>
         </w:tc>
@@ -3263,144 +3271,162 @@
         <w:tc>
           <w:tcPr>
             <w:tcBorders>
-              <w:top w:color="000000" w:space="0" w:sz="0" w:val="nil"/>
-              <w:left w:color="cccccc" w:space="0" w:sz="7" w:val="single"/>
-              <w:bottom w:color="cccccc" w:space="0" w:sz="7" w:val="single"/>
-              <w:right w:color="cccccc" w:space="0" w:sz="7" w:val="single"/>
+              <w:top w:color="1f1f1f" w:space="0" w:sz="6" w:val="single"/>
+              <w:left w:color="1f1f1f" w:space="0" w:sz="6" w:val="single"/>
+              <w:bottom w:color="1f1f1f" w:space="0" w:sz="6" w:val="single"/>
+              <w:right w:color="1f1f1f" w:space="0" w:sz="6" w:val="single"/>
             </w:tcBorders>
             <w:shd w:fill="f5f7fa" w:val="clear"/>
             <w:tcMar>
-              <w:top w:w="80.0" w:type="dxa"/>
-              <w:left w:w="120.0" w:type="dxa"/>
-              <w:bottom w:w="80.0" w:type="dxa"/>
-              <w:right w:w="120.0" w:type="dxa"/>
-            </w:tcMar>
-            <w:vAlign w:val="top"/>
-          </w:tcPr>
-          <w:p>
-            <w:pPr>
-              <w:rPr>
-                <w:rFonts w:ascii="Times New Roman" w:cs="Times New Roman" w:eastAsia="Times New Roman" w:hAnsi="Times New Roman"/>
-                <w:sz w:val="24"/>
-                <w:szCs w:val="24"/>
-              </w:rPr>
-            </w:pPr>
-            <w:r>
-              <w:rPr>
-                <w:rFonts w:ascii="Times New Roman" w:cs="Times New Roman" w:eastAsia="Times New Roman" w:hAnsi="Times New Roman"/>
-                <w:sz w:val="24"/>
-                <w:szCs w:val="24"/>
-                <w:rtl w:val="0"/>
-              </w:rPr>
-              <w:t xml:space="preserve">Superficie de tarjeta</w:t>
-            </w:r>
-          </w:p>
-        </w:tc>
-        <w:tc>
-          <w:tcPr>
-            <w:tcBorders>
-              <w:top w:color="000000" w:space="0" w:sz="0" w:val="nil"/>
-              <w:left w:color="000000" w:space="0" w:sz="0" w:val="nil"/>
-              <w:bottom w:color="cccccc" w:space="0" w:sz="7" w:val="single"/>
-              <w:right w:color="cccccc" w:space="0" w:sz="7" w:val="single"/>
+              <w:top w:w="56.69291338582678" w:type="dxa"/>
+              <w:left w:w="56.69291338582678" w:type="dxa"/>
+              <w:bottom w:w="56.69291338582678" w:type="dxa"/>
+              <w:right w:w="56.69291338582678" w:type="dxa"/>
+            </w:tcMar>
+            <w:vAlign w:val="center"/>
+          </w:tcPr>
+          <w:p>
+            <w:pPr>
+              <w:spacing w:after="0" w:lineRule="auto"/>
+              <w:jc w:val="center"/>
+              <w:rPr>
+                <w:rFonts w:ascii="Times New Roman" w:cs="Times New Roman" w:eastAsia="Times New Roman" w:hAnsi="Times New Roman"/>
+                <w:sz w:val="24"/>
+                <w:szCs w:val="24"/>
+              </w:rPr>
+            </w:pPr>
+            <w:r>
+              <w:rPr>
+                <w:rFonts w:ascii="Times New Roman" w:cs="Times New Roman" w:eastAsia="Times New Roman" w:hAnsi="Times New Roman"/>
+                <w:sz w:val="24"/>
+                <w:szCs w:val="24"/>
+                <w:rtl w:val="0"/>
+              </w:rPr>
+              <w:t xml:space="preserve">Zonas laterales, superior e inferior</w:t>
+            </w:r>
+            <w:r>
+              <w:rPr>
+                <w:rtl w:val="0"/>
+              </w:rPr>
+            </w:r>
+          </w:p>
+        </w:tc>
+        <w:tc>
+          <w:tcPr>
+            <w:tcBorders>
+              <w:top w:color="1f1f1f" w:space="0" w:sz="6" w:val="single"/>
+              <w:left w:color="1f1f1f" w:space="0" w:sz="6" w:val="single"/>
+              <w:bottom w:color="1f1f1f" w:space="0" w:sz="6" w:val="single"/>
+              <w:right w:color="1f1f1f" w:space="0" w:sz="6" w:val="single"/>
             </w:tcBorders>
             <w:shd w:fill="f5f7fa" w:val="clear"/>
             <w:tcMar>
-              <w:top w:w="80.0" w:type="dxa"/>
-              <w:left w:w="120.0" w:type="dxa"/>
-              <w:bottom w:w="80.0" w:type="dxa"/>
-              <w:right w:w="120.0" w:type="dxa"/>
-            </w:tcMar>
-            <w:vAlign w:val="top"/>
-          </w:tcPr>
-          <w:p>
-            <w:pPr>
-              <w:rPr>
-                <w:rFonts w:ascii="Times New Roman" w:cs="Times New Roman" w:eastAsia="Times New Roman" w:hAnsi="Times New Roman"/>
-                <w:sz w:val="24"/>
-                <w:szCs w:val="24"/>
-              </w:rPr>
-            </w:pPr>
-            <w:r>
-              <w:rPr>
-                <w:rFonts w:ascii="Times New Roman" w:cs="Times New Roman" w:eastAsia="Times New Roman" w:hAnsi="Times New Roman"/>
-                <w:sz w:val="24"/>
-                <w:szCs w:val="24"/>
-                <w:rtl w:val="0"/>
-              </w:rPr>
-              <w:t xml:space="preserve">Gris azulado oscuro</w:t>
-            </w:r>
-          </w:p>
-        </w:tc>
-        <w:tc>
-          <w:tcPr>
-            <w:tcBorders>
-              <w:top w:color="000000" w:space="0" w:sz="0" w:val="nil"/>
-              <w:left w:color="000000" w:space="0" w:sz="0" w:val="nil"/>
-              <w:bottom w:color="cccccc" w:space="0" w:sz="7" w:val="single"/>
-              <w:right w:color="cccccc" w:space="0" w:sz="7" w:val="single"/>
+              <w:top w:w="56.69291338582678" w:type="dxa"/>
+              <w:left w:w="56.69291338582678" w:type="dxa"/>
+              <w:bottom w:w="56.69291338582678" w:type="dxa"/>
+              <w:right w:w="56.69291338582678" w:type="dxa"/>
+            </w:tcMar>
+            <w:vAlign w:val="center"/>
+          </w:tcPr>
+          <w:p>
+            <w:pPr>
+              <w:spacing w:after="0" w:lineRule="auto"/>
+              <w:jc w:val="center"/>
+              <w:rPr>
+                <w:rFonts w:ascii="Times New Roman" w:cs="Times New Roman" w:eastAsia="Times New Roman" w:hAnsi="Times New Roman"/>
+                <w:sz w:val="24"/>
+                <w:szCs w:val="24"/>
+              </w:rPr>
+            </w:pPr>
+            <w:r>
+              <w:rPr>
+                <w:rFonts w:ascii="Times New Roman" w:cs="Times New Roman" w:eastAsia="Times New Roman" w:hAnsi="Times New Roman"/>
+                <w:sz w:val="24"/>
+                <w:szCs w:val="24"/>
+                <w:rtl w:val="0"/>
+              </w:rPr>
+              <w:t xml:space="preserve">Azul oscuro</w:t>
+            </w:r>
+          </w:p>
+        </w:tc>
+        <w:tc>
+          <w:tcPr>
+            <w:tcBorders>
+              <w:top w:color="1f1f1f" w:space="0" w:sz="6" w:val="single"/>
+              <w:left w:color="1f1f1f" w:space="0" w:sz="6" w:val="single"/>
+              <w:bottom w:color="1f1f1f" w:space="0" w:sz="6" w:val="single"/>
+              <w:right w:color="1f1f1f" w:space="0" w:sz="6" w:val="single"/>
             </w:tcBorders>
             <w:shd w:fill="f5f7fa" w:val="clear"/>
             <w:tcMar>
-              <w:top w:w="80.0" w:type="dxa"/>
-              <w:left w:w="120.0" w:type="dxa"/>
-              <w:bottom w:w="80.0" w:type="dxa"/>
-              <w:right w:w="120.0" w:type="dxa"/>
-            </w:tcMar>
-            <w:vAlign w:val="top"/>
-          </w:tcPr>
-          <w:p>
-            <w:pPr>
-              <w:rPr>
-                <w:rFonts w:ascii="Times New Roman" w:cs="Times New Roman" w:eastAsia="Times New Roman" w:hAnsi="Times New Roman"/>
-                <w:sz w:val="24"/>
-                <w:szCs w:val="24"/>
-              </w:rPr>
-            </w:pPr>
-            <w:r>
-              <w:rPr>
-                <w:rFonts w:ascii="Times New Roman" w:cs="Times New Roman" w:eastAsia="Times New Roman" w:hAnsi="Times New Roman"/>
-                <w:sz w:val="24"/>
-                <w:szCs w:val="24"/>
-                <w:rtl w:val="0"/>
-              </w:rPr>
-              <w:t xml:space="preserve">#1E2A3A / #1F2937</w:t>
-            </w:r>
-          </w:p>
-        </w:tc>
-        <w:tc>
-          <w:tcPr>
-            <w:tcBorders>
-              <w:top w:color="000000" w:space="0" w:sz="0" w:val="nil"/>
-              <w:left w:color="000000" w:space="0" w:sz="0" w:val="nil"/>
-              <w:bottom w:color="cccccc" w:space="0" w:sz="7" w:val="single"/>
-              <w:right w:color="cccccc" w:space="0" w:sz="7" w:val="single"/>
+              <w:top w:w="56.69291338582678" w:type="dxa"/>
+              <w:left w:w="56.69291338582678" w:type="dxa"/>
+              <w:bottom w:w="56.69291338582678" w:type="dxa"/>
+              <w:right w:w="56.69291338582678" w:type="dxa"/>
+            </w:tcMar>
+            <w:vAlign w:val="center"/>
+          </w:tcPr>
+          <w:p>
+            <w:pPr>
+              <w:spacing w:after="0" w:lineRule="auto"/>
+              <w:jc w:val="center"/>
+              <w:rPr>
+                <w:rFonts w:ascii="Times New Roman" w:cs="Times New Roman" w:eastAsia="Times New Roman" w:hAnsi="Times New Roman"/>
+                <w:sz w:val="24"/>
+                <w:szCs w:val="24"/>
+              </w:rPr>
+            </w:pPr>
+            <w:r>
+              <w:rPr>
+                <w:rFonts w:ascii="Times New Roman" w:cs="Times New Roman" w:eastAsia="Times New Roman" w:hAnsi="Times New Roman"/>
+                <w:sz w:val="24"/>
+                <w:szCs w:val="24"/>
+                <w:rtl w:val="0"/>
+              </w:rPr>
+              <w:t xml:space="preserve">#1A1F2E</w:t>
+            </w:r>
+          </w:p>
+        </w:tc>
+        <w:tc>
+          <w:tcPr>
+            <w:tcBorders>
+              <w:top w:color="1f1f1f" w:space="0" w:sz="6" w:val="single"/>
+              <w:left w:color="1f1f1f" w:space="0" w:sz="6" w:val="single"/>
+              <w:bottom w:color="1f1f1f" w:space="0" w:sz="6" w:val="single"/>
+              <w:right w:color="1f1f1f" w:space="0" w:sz="6" w:val="single"/>
             </w:tcBorders>
             <w:shd w:fill="f5f7fa" w:val="clear"/>
             <w:tcMar>
-              <w:top w:w="80.0" w:type="dxa"/>
-              <w:left w:w="120.0" w:type="dxa"/>
-              <w:bottom w:w="80.0" w:type="dxa"/>
-              <w:right w:w="120.0" w:type="dxa"/>
-            </w:tcMar>
-            <w:vAlign w:val="top"/>
-          </w:tcPr>
-          <w:p>
-            <w:pPr>
-              <w:rPr>
-                <w:rFonts w:ascii="Times New Roman" w:cs="Times New Roman" w:eastAsia="Times New Roman" w:hAnsi="Times New Roman"/>
-                <w:sz w:val="24"/>
-                <w:szCs w:val="24"/>
-              </w:rPr>
-            </w:pPr>
-            <w:r>
-              <w:rPr>
-                <w:rFonts w:ascii="Times New Roman" w:cs="Times New Roman" w:eastAsia="Times New Roman" w:hAnsi="Times New Roman"/>
-                <w:sz w:val="24"/>
-                <w:szCs w:val="24"/>
-                <w:rtl w:val="0"/>
-              </w:rPr>
-              <w:t xml:space="preserve">Cards de respuesta del chatbot</w:t>
+              <w:top w:w="56.69291338582678" w:type="dxa"/>
+              <w:left w:w="56.69291338582678" w:type="dxa"/>
+              <w:bottom w:w="56.69291338582678" w:type="dxa"/>
+              <w:right w:w="56.69291338582678" w:type="dxa"/>
+            </w:tcMar>
+            <w:vAlign w:val="center"/>
+          </w:tcPr>
+          <w:p>
+            <w:pPr>
+              <w:spacing w:after="0" w:lineRule="auto"/>
+              <w:jc w:val="center"/>
+              <w:rPr>
+                <w:rFonts w:ascii="Times New Roman" w:cs="Times New Roman" w:eastAsia="Times New Roman" w:hAnsi="Times New Roman"/>
+                <w:sz w:val="24"/>
+                <w:szCs w:val="24"/>
+              </w:rPr>
+            </w:pPr>
+            <w:r>
+              <w:rPr>
+                <w:rFonts w:ascii="Times New Roman" w:cs="Times New Roman" w:eastAsia="Times New Roman" w:hAnsi="Times New Roman"/>
+                <w:sz w:val="24"/>
+                <w:szCs w:val="24"/>
+                <w:rtl w:val="0"/>
+              </w:rPr>
+              <w:t xml:space="preserve">Sidebar, TopHeader y container del input</w:t>
+            </w:r>
+            <w:r>
+              <w:rPr>
+                <w:rtl w:val="0"/>
+              </w:rPr>
             </w:r>
           </w:p>
         </w:tc>
@@ -3414,144 +3440,158 @@
         <w:tc>
           <w:tcPr>
             <w:tcBorders>
-              <w:top w:color="000000" w:space="0" w:sz="0" w:val="nil"/>
-              <w:left w:color="cccccc" w:space="0" w:sz="7" w:val="single"/>
-              <w:bottom w:color="cccccc" w:space="0" w:sz="7" w:val="single"/>
-              <w:right w:color="cccccc" w:space="0" w:sz="7" w:val="single"/>
-            </w:tcBorders>
-            <w:shd w:fill="ffffff" w:val="clear"/>
-            <w:tcMar>
-              <w:top w:w="80.0" w:type="dxa"/>
-              <w:left w:w="120.0" w:type="dxa"/>
-              <w:bottom w:w="80.0" w:type="dxa"/>
-              <w:right w:w="120.0" w:type="dxa"/>
-            </w:tcMar>
-            <w:vAlign w:val="top"/>
-          </w:tcPr>
-          <w:p>
-            <w:pPr>
-              <w:rPr>
-                <w:rFonts w:ascii="Times New Roman" w:cs="Times New Roman" w:eastAsia="Times New Roman" w:hAnsi="Times New Roman"/>
-                <w:sz w:val="24"/>
-                <w:szCs w:val="24"/>
-              </w:rPr>
-            </w:pPr>
-            <w:r>
-              <w:rPr>
-                <w:rFonts w:ascii="Times New Roman" w:cs="Times New Roman" w:eastAsia="Times New Roman" w:hAnsi="Times New Roman"/>
-                <w:sz w:val="24"/>
-                <w:szCs w:val="24"/>
-                <w:rtl w:val="0"/>
-              </w:rPr>
-              <w:t xml:space="preserve">Acento primario</w:t>
-            </w:r>
-          </w:p>
-        </w:tc>
-        <w:tc>
-          <w:tcPr>
-            <w:tcBorders>
-              <w:top w:color="000000" w:space="0" w:sz="0" w:val="nil"/>
-              <w:left w:color="000000" w:space="0" w:sz="0" w:val="nil"/>
-              <w:bottom w:color="cccccc" w:space="0" w:sz="7" w:val="single"/>
-              <w:right w:color="cccccc" w:space="0" w:sz="7" w:val="single"/>
-            </w:tcBorders>
-            <w:shd w:fill="ffffff" w:val="clear"/>
-            <w:tcMar>
-              <w:top w:w="80.0" w:type="dxa"/>
-              <w:left w:w="120.0" w:type="dxa"/>
-              <w:bottom w:w="80.0" w:type="dxa"/>
-              <w:right w:w="120.0" w:type="dxa"/>
-            </w:tcMar>
-            <w:vAlign w:val="top"/>
-          </w:tcPr>
-          <w:p>
-            <w:pPr>
-              <w:rPr>
-                <w:rFonts w:ascii="Times New Roman" w:cs="Times New Roman" w:eastAsia="Times New Roman" w:hAnsi="Times New Roman"/>
-                <w:sz w:val="24"/>
-                <w:szCs w:val="24"/>
-              </w:rPr>
-            </w:pPr>
-            <w:r>
-              <w:rPr>
-                <w:rFonts w:ascii="Times New Roman" w:cs="Times New Roman" w:eastAsia="Times New Roman" w:hAnsi="Times New Roman"/>
-                <w:sz w:val="24"/>
-                <w:szCs w:val="24"/>
-                <w:rtl w:val="0"/>
-              </w:rPr>
-              <w:t xml:space="preserve">Azul/Morado</w:t>
-            </w:r>
-          </w:p>
-        </w:tc>
-        <w:tc>
-          <w:tcPr>
-            <w:tcBorders>
-              <w:top w:color="000000" w:space="0" w:sz="0" w:val="nil"/>
-              <w:left w:color="000000" w:space="0" w:sz="0" w:val="nil"/>
-              <w:bottom w:color="cccccc" w:space="0" w:sz="7" w:val="single"/>
-              <w:right w:color="cccccc" w:space="0" w:sz="7" w:val="single"/>
-            </w:tcBorders>
-            <w:shd w:fill="ffffff" w:val="clear"/>
-            <w:tcMar>
-              <w:top w:w="80.0" w:type="dxa"/>
-              <w:left w:w="120.0" w:type="dxa"/>
-              <w:bottom w:w="80.0" w:type="dxa"/>
-              <w:right w:w="120.0" w:type="dxa"/>
-            </w:tcMar>
-            <w:vAlign w:val="top"/>
-          </w:tcPr>
-          <w:p>
-            <w:pPr>
-              <w:rPr>
-                <w:rFonts w:ascii="Times New Roman" w:cs="Times New Roman" w:eastAsia="Times New Roman" w:hAnsi="Times New Roman"/>
-                <w:sz w:val="24"/>
-                <w:szCs w:val="24"/>
-              </w:rPr>
-            </w:pPr>
-            <w:r>
-              <w:rPr>
-                <w:rFonts w:ascii="Times New Roman" w:cs="Times New Roman" w:eastAsia="Times New Roman" w:hAnsi="Times New Roman"/>
-                <w:sz w:val="24"/>
-                <w:szCs w:val="24"/>
-                <w:rtl w:val="0"/>
-              </w:rPr>
-              <w:t xml:space="preserve">#5C6BC0 / #6366F1</w:t>
-            </w:r>
-          </w:p>
-        </w:tc>
-        <w:tc>
-          <w:tcPr>
-            <w:tcBorders>
-              <w:top w:color="000000" w:space="0" w:sz="0" w:val="nil"/>
-              <w:left w:color="000000" w:space="0" w:sz="0" w:val="nil"/>
-              <w:bottom w:color="cccccc" w:space="0" w:sz="7" w:val="single"/>
-              <w:right w:color="cccccc" w:space="0" w:sz="7" w:val="single"/>
-            </w:tcBorders>
-            <w:shd w:fill="ffffff" w:val="clear"/>
-            <w:tcMar>
-              <w:top w:w="80.0" w:type="dxa"/>
-              <w:left w:w="120.0" w:type="dxa"/>
-              <w:bottom w:w="80.0" w:type="dxa"/>
-              <w:right w:w="120.0" w:type="dxa"/>
-            </w:tcMar>
-            <w:vAlign w:val="top"/>
-          </w:tcPr>
-          <w:p>
-            <w:pPr>
-              <w:rPr>
-                <w:rFonts w:ascii="Times New Roman" w:cs="Times New Roman" w:eastAsia="Times New Roman" w:hAnsi="Times New Roman"/>
-                <w:sz w:val="24"/>
-                <w:szCs w:val="24"/>
-              </w:rPr>
-            </w:pPr>
-            <w:r>
-              <w:rPr>
-                <w:rFonts w:ascii="Times New Roman" w:cs="Times New Roman" w:eastAsia="Times New Roman" w:hAnsi="Times New Roman"/>
-                <w:sz w:val="24"/>
-                <w:szCs w:val="24"/>
-                <w:rtl w:val="0"/>
-              </w:rPr>
-              <w:t xml:space="preserve">Botones CTA, logo CA, tags activos</w:t>
+              <w:top w:color="1f1f1f" w:space="0" w:sz="6" w:val="single"/>
+              <w:left w:color="1f1f1f" w:space="0" w:sz="6" w:val="single"/>
+              <w:bottom w:color="1f1f1f" w:space="0" w:sz="6" w:val="single"/>
+              <w:right w:color="1f1f1f" w:space="0" w:sz="6" w:val="single"/>
+            </w:tcBorders>
+            <w:tcMar>
+              <w:top w:w="56.69291338582678" w:type="dxa"/>
+              <w:left w:w="56.69291338582678" w:type="dxa"/>
+              <w:bottom w:w="56.69291338582678" w:type="dxa"/>
+              <w:right w:w="56.69291338582678" w:type="dxa"/>
+            </w:tcMar>
+            <w:vAlign w:val="center"/>
+          </w:tcPr>
+          <w:p>
+            <w:pPr>
+              <w:spacing w:after="0" w:lineRule="auto"/>
+              <w:jc w:val="center"/>
+              <w:rPr>
+                <w:rFonts w:ascii="Times New Roman" w:cs="Times New Roman" w:eastAsia="Times New Roman" w:hAnsi="Times New Roman"/>
+                <w:sz w:val="24"/>
+                <w:szCs w:val="24"/>
+              </w:rPr>
+            </w:pPr>
+            <w:r>
+              <w:rPr>
+                <w:rFonts w:ascii="Times New Roman" w:cs="Times New Roman" w:eastAsia="Times New Roman" w:hAnsi="Times New Roman"/>
+                <w:sz w:val="24"/>
+                <w:szCs w:val="24"/>
+                <w:rtl w:val="0"/>
+              </w:rPr>
+              <w:t xml:space="preserve">Campos y selecciones</w:t>
+            </w:r>
+            <w:r>
+              <w:rPr>
+                <w:rtl w:val="0"/>
+              </w:rPr>
+            </w:r>
+          </w:p>
+        </w:tc>
+        <w:tc>
+          <w:tcPr>
+            <w:tcBorders>
+              <w:top w:color="1f1f1f" w:space="0" w:sz="6" w:val="single"/>
+              <w:left w:color="1f1f1f" w:space="0" w:sz="6" w:val="single"/>
+              <w:bottom w:color="1f1f1f" w:space="0" w:sz="6" w:val="single"/>
+              <w:right w:color="1f1f1f" w:space="0" w:sz="6" w:val="single"/>
+            </w:tcBorders>
+            <w:tcMar>
+              <w:top w:w="56.69291338582678" w:type="dxa"/>
+              <w:left w:w="56.69291338582678" w:type="dxa"/>
+              <w:bottom w:w="56.69291338582678" w:type="dxa"/>
+              <w:right w:w="56.69291338582678" w:type="dxa"/>
+            </w:tcMar>
+            <w:vAlign w:val="center"/>
+          </w:tcPr>
+          <w:p>
+            <w:pPr>
+              <w:spacing w:after="0" w:lineRule="auto"/>
+              <w:jc w:val="center"/>
+              <w:rPr>
+                <w:rFonts w:ascii="Times New Roman" w:cs="Times New Roman" w:eastAsia="Times New Roman" w:hAnsi="Times New Roman"/>
+                <w:sz w:val="24"/>
+                <w:szCs w:val="24"/>
+              </w:rPr>
+            </w:pPr>
+            <w:r>
+              <w:rPr>
+                <w:rFonts w:ascii="Times New Roman" w:cs="Times New Roman" w:eastAsia="Times New Roman" w:hAnsi="Times New Roman"/>
+                <w:sz w:val="24"/>
+                <w:szCs w:val="24"/>
+                <w:rtl w:val="0"/>
+              </w:rPr>
+              <w:t xml:space="preserve">Gris oscuro</w:t>
+            </w:r>
+          </w:p>
+        </w:tc>
+        <w:tc>
+          <w:tcPr>
+            <w:tcBorders>
+              <w:top w:color="1f1f1f" w:space="0" w:sz="6" w:val="single"/>
+              <w:left w:color="1f1f1f" w:space="0" w:sz="6" w:val="single"/>
+              <w:bottom w:color="1f1f1f" w:space="0" w:sz="6" w:val="single"/>
+              <w:right w:color="1f1f1f" w:space="0" w:sz="6" w:val="single"/>
+            </w:tcBorders>
+            <w:tcMar>
+              <w:top w:w="56.69291338582678" w:type="dxa"/>
+              <w:left w:w="56.69291338582678" w:type="dxa"/>
+              <w:bottom w:w="56.69291338582678" w:type="dxa"/>
+              <w:right w:w="56.69291338582678" w:type="dxa"/>
+            </w:tcMar>
+            <w:vAlign w:val="center"/>
+          </w:tcPr>
+          <w:p>
+            <w:pPr>
+              <w:spacing w:after="0" w:lineRule="auto"/>
+              <w:jc w:val="center"/>
+              <w:rPr>
+                <w:rFonts w:ascii="Times New Roman" w:cs="Times New Roman" w:eastAsia="Times New Roman" w:hAnsi="Times New Roman"/>
+                <w:sz w:val="24"/>
+                <w:szCs w:val="24"/>
+              </w:rPr>
+            </w:pPr>
+            <w:r>
+              <w:rPr>
+                <w:rFonts w:ascii="Times New Roman" w:cs="Times New Roman" w:eastAsia="Times New Roman" w:hAnsi="Times New Roman"/>
+                <w:sz w:val="24"/>
+                <w:szCs w:val="24"/>
+                <w:rtl w:val="0"/>
+              </w:rPr>
+              <w:t xml:space="preserve">#2D3748</w:t>
+            </w:r>
+          </w:p>
+        </w:tc>
+        <w:tc>
+          <w:tcPr>
+            <w:tcBorders>
+              <w:top w:color="1f1f1f" w:space="0" w:sz="6" w:val="single"/>
+              <w:left w:color="1f1f1f" w:space="0" w:sz="6" w:val="single"/>
+              <w:bottom w:color="1f1f1f" w:space="0" w:sz="6" w:val="single"/>
+              <w:right w:color="1f1f1f" w:space="0" w:sz="6" w:val="single"/>
+            </w:tcBorders>
+            <w:tcMar>
+              <w:top w:w="56.69291338582678" w:type="dxa"/>
+              <w:left w:w="56.69291338582678" w:type="dxa"/>
+              <w:bottom w:w="56.69291338582678" w:type="dxa"/>
+              <w:right w:w="56.69291338582678" w:type="dxa"/>
+            </w:tcMar>
+            <w:vAlign w:val="center"/>
+          </w:tcPr>
+          <w:p>
+            <w:pPr>
+              <w:spacing w:after="0" w:lineRule="auto"/>
+              <w:jc w:val="center"/>
+              <w:rPr>
+                <w:rFonts w:ascii="Times New Roman" w:cs="Times New Roman" w:eastAsia="Times New Roman" w:hAnsi="Times New Roman"/>
+                <w:sz w:val="24"/>
+                <w:szCs w:val="24"/>
+              </w:rPr>
+            </w:pPr>
+            <w:r>
+              <w:rPr>
+                <w:rFonts w:ascii="Times New Roman" w:cs="Times New Roman" w:eastAsia="Times New Roman" w:hAnsi="Times New Roman"/>
+                <w:sz w:val="24"/>
+                <w:szCs w:val="24"/>
+                <w:rtl w:val="0"/>
+              </w:rPr>
+              <w:t xml:space="preserve">Menu seleccionado, input chat</w:t>
+            </w:r>
+            <w:r>
+              <w:rPr>
+                <w:rtl w:val="0"/>
+              </w:rPr>
             </w:r>
           </w:p>
         </w:tc>
@@ -3565,144 +3605,152 @@
         <w:tc>
           <w:tcPr>
             <w:tcBorders>
-              <w:top w:color="000000" w:space="0" w:sz="0" w:val="nil"/>
-              <w:left w:color="cccccc" w:space="0" w:sz="7" w:val="single"/>
-              <w:bottom w:color="cccccc" w:space="0" w:sz="7" w:val="single"/>
-              <w:right w:color="cccccc" w:space="0" w:sz="7" w:val="single"/>
+              <w:top w:color="1f1f1f" w:space="0" w:sz="6" w:val="single"/>
+              <w:left w:color="1f1f1f" w:space="0" w:sz="6" w:val="single"/>
+              <w:bottom w:color="1f1f1f" w:space="0" w:sz="6" w:val="single"/>
+              <w:right w:color="1f1f1f" w:space="0" w:sz="6" w:val="single"/>
             </w:tcBorders>
             <w:shd w:fill="f5f7fa" w:val="clear"/>
             <w:tcMar>
-              <w:top w:w="80.0" w:type="dxa"/>
-              <w:left w:w="120.0" w:type="dxa"/>
-              <w:bottom w:w="80.0" w:type="dxa"/>
-              <w:right w:w="120.0" w:type="dxa"/>
-            </w:tcMar>
-            <w:vAlign w:val="top"/>
-          </w:tcPr>
-          <w:p>
-            <w:pPr>
-              <w:rPr>
-                <w:rFonts w:ascii="Times New Roman" w:cs="Times New Roman" w:eastAsia="Times New Roman" w:hAnsi="Times New Roman"/>
-                <w:sz w:val="24"/>
-                <w:szCs w:val="24"/>
-              </w:rPr>
-            </w:pPr>
-            <w:r>
-              <w:rPr>
-                <w:rFonts w:ascii="Times New Roman" w:cs="Times New Roman" w:eastAsia="Times New Roman" w:hAnsi="Times New Roman"/>
-                <w:sz w:val="24"/>
-                <w:szCs w:val="24"/>
-                <w:rtl w:val="0"/>
-              </w:rPr>
-              <w:t xml:space="preserve">Texto principal</w:t>
-            </w:r>
-          </w:p>
-        </w:tc>
-        <w:tc>
-          <w:tcPr>
-            <w:tcBorders>
-              <w:top w:color="000000" w:space="0" w:sz="0" w:val="nil"/>
-              <w:left w:color="000000" w:space="0" w:sz="0" w:val="nil"/>
-              <w:bottom w:color="cccccc" w:space="0" w:sz="7" w:val="single"/>
-              <w:right w:color="cccccc" w:space="0" w:sz="7" w:val="single"/>
+              <w:top w:w="56.69291338582678" w:type="dxa"/>
+              <w:left w:w="56.69291338582678" w:type="dxa"/>
+              <w:bottom w:w="56.69291338582678" w:type="dxa"/>
+              <w:right w:w="56.69291338582678" w:type="dxa"/>
+            </w:tcMar>
+            <w:vAlign w:val="center"/>
+          </w:tcPr>
+          <w:p>
+            <w:pPr>
+              <w:spacing w:after="0" w:lineRule="auto"/>
+              <w:jc w:val="center"/>
+              <w:rPr>
+                <w:rFonts w:ascii="Times New Roman" w:cs="Times New Roman" w:eastAsia="Times New Roman" w:hAnsi="Times New Roman"/>
+                <w:sz w:val="24"/>
+                <w:szCs w:val="24"/>
+              </w:rPr>
+            </w:pPr>
+            <w:r>
+              <w:rPr>
+                <w:rFonts w:ascii="Times New Roman" w:cs="Times New Roman" w:eastAsia="Times New Roman" w:hAnsi="Times New Roman"/>
+                <w:sz w:val="24"/>
+                <w:szCs w:val="24"/>
+                <w:rtl w:val="0"/>
+              </w:rPr>
+              <w:t xml:space="preserve">Acento primario</w:t>
+            </w:r>
+          </w:p>
+        </w:tc>
+        <w:tc>
+          <w:tcPr>
+            <w:tcBorders>
+              <w:top w:color="1f1f1f" w:space="0" w:sz="6" w:val="single"/>
+              <w:left w:color="1f1f1f" w:space="0" w:sz="6" w:val="single"/>
+              <w:bottom w:color="1f1f1f" w:space="0" w:sz="6" w:val="single"/>
+              <w:right w:color="1f1f1f" w:space="0" w:sz="6" w:val="single"/>
             </w:tcBorders>
             <w:shd w:fill="f5f7fa" w:val="clear"/>
             <w:tcMar>
-              <w:top w:w="80.0" w:type="dxa"/>
-              <w:left w:w="120.0" w:type="dxa"/>
-              <w:bottom w:w="80.0" w:type="dxa"/>
-              <w:right w:w="120.0" w:type="dxa"/>
-            </w:tcMar>
-            <w:vAlign w:val="top"/>
-          </w:tcPr>
-          <w:p>
-            <w:pPr>
-              <w:rPr>
-                <w:rFonts w:ascii="Times New Roman" w:cs="Times New Roman" w:eastAsia="Times New Roman" w:hAnsi="Times New Roman"/>
-                <w:sz w:val="24"/>
-                <w:szCs w:val="24"/>
-              </w:rPr>
-            </w:pPr>
-            <w:r>
-              <w:rPr>
-                <w:rFonts w:ascii="Times New Roman" w:cs="Times New Roman" w:eastAsia="Times New Roman" w:hAnsi="Times New Roman"/>
-                <w:sz w:val="24"/>
-                <w:szCs w:val="24"/>
-                <w:rtl w:val="0"/>
-              </w:rPr>
-              <w:t xml:space="preserve">Blanco</w:t>
-            </w:r>
-          </w:p>
-        </w:tc>
-        <w:tc>
-          <w:tcPr>
-            <w:tcBorders>
-              <w:top w:color="000000" w:space="0" w:sz="0" w:val="nil"/>
-              <w:left w:color="000000" w:space="0" w:sz="0" w:val="nil"/>
-              <w:bottom w:color="cccccc" w:space="0" w:sz="7" w:val="single"/>
-              <w:right w:color="cccccc" w:space="0" w:sz="7" w:val="single"/>
+              <w:top w:w="56.69291338582678" w:type="dxa"/>
+              <w:left w:w="56.69291338582678" w:type="dxa"/>
+              <w:bottom w:w="56.69291338582678" w:type="dxa"/>
+              <w:right w:w="56.69291338582678" w:type="dxa"/>
+            </w:tcMar>
+            <w:vAlign w:val="center"/>
+          </w:tcPr>
+          <w:p>
+            <w:pPr>
+              <w:spacing w:after="0" w:lineRule="auto"/>
+              <w:jc w:val="center"/>
+              <w:rPr>
+                <w:rFonts w:ascii="Times New Roman" w:cs="Times New Roman" w:eastAsia="Times New Roman" w:hAnsi="Times New Roman"/>
+                <w:sz w:val="24"/>
+                <w:szCs w:val="24"/>
+              </w:rPr>
+            </w:pPr>
+            <w:r>
+              <w:rPr>
+                <w:rFonts w:ascii="Times New Roman" w:cs="Times New Roman" w:eastAsia="Times New Roman" w:hAnsi="Times New Roman"/>
+                <w:sz w:val="24"/>
+                <w:szCs w:val="24"/>
+                <w:rtl w:val="0"/>
+              </w:rPr>
+              <w:t xml:space="preserve">Azul vibrante</w:t>
+            </w:r>
+          </w:p>
+        </w:tc>
+        <w:tc>
+          <w:tcPr>
+            <w:tcBorders>
+              <w:top w:color="1f1f1f" w:space="0" w:sz="6" w:val="single"/>
+              <w:left w:color="1f1f1f" w:space="0" w:sz="6" w:val="single"/>
+              <w:bottom w:color="1f1f1f" w:space="0" w:sz="6" w:val="single"/>
+              <w:right w:color="1f1f1f" w:space="0" w:sz="6" w:val="single"/>
             </w:tcBorders>
             <w:shd w:fill="f5f7fa" w:val="clear"/>
             <w:tcMar>
-              <w:top w:w="80.0" w:type="dxa"/>
-              <w:left w:w="120.0" w:type="dxa"/>
-              <w:bottom w:w="80.0" w:type="dxa"/>
-              <w:right w:w="120.0" w:type="dxa"/>
-            </w:tcMar>
-            <w:vAlign w:val="top"/>
-          </w:tcPr>
-          <w:p>
-            <w:pPr>
-              <w:rPr>
-                <w:rFonts w:ascii="Times New Roman" w:cs="Times New Roman" w:eastAsia="Times New Roman" w:hAnsi="Times New Roman"/>
-                <w:sz w:val="24"/>
-                <w:szCs w:val="24"/>
-              </w:rPr>
-            </w:pPr>
-            <w:r>
-              <w:rPr>
-                <w:rFonts w:ascii="Times New Roman" w:cs="Times New Roman" w:eastAsia="Times New Roman" w:hAnsi="Times New Roman"/>
-                <w:sz w:val="24"/>
-                <w:szCs w:val="24"/>
-                <w:rtl w:val="0"/>
-              </w:rPr>
-              <w:t xml:space="preserve">#FFFFFF / #F9FAFB</w:t>
-            </w:r>
-          </w:p>
-        </w:tc>
-        <w:tc>
-          <w:tcPr>
-            <w:tcBorders>
-              <w:top w:color="000000" w:space="0" w:sz="0" w:val="nil"/>
-              <w:left w:color="000000" w:space="0" w:sz="0" w:val="nil"/>
-              <w:bottom w:color="cccccc" w:space="0" w:sz="7" w:val="single"/>
-              <w:right w:color="cccccc" w:space="0" w:sz="7" w:val="single"/>
+              <w:top w:w="56.69291338582678" w:type="dxa"/>
+              <w:left w:w="56.69291338582678" w:type="dxa"/>
+              <w:bottom w:w="56.69291338582678" w:type="dxa"/>
+              <w:right w:w="56.69291338582678" w:type="dxa"/>
+            </w:tcMar>
+            <w:vAlign w:val="center"/>
+          </w:tcPr>
+          <w:p>
+            <w:pPr>
+              <w:spacing w:after="0" w:lineRule="auto"/>
+              <w:jc w:val="center"/>
+              <w:rPr>
+                <w:rFonts w:ascii="Times New Roman" w:cs="Times New Roman" w:eastAsia="Times New Roman" w:hAnsi="Times New Roman"/>
+                <w:sz w:val="24"/>
+                <w:szCs w:val="24"/>
+              </w:rPr>
+            </w:pPr>
+            <w:r>
+              <w:rPr>
+                <w:rFonts w:ascii="Times New Roman" w:cs="Times New Roman" w:eastAsia="Times New Roman" w:hAnsi="Times New Roman"/>
+                <w:sz w:val="24"/>
+                <w:szCs w:val="24"/>
+                <w:rtl w:val="0"/>
+              </w:rPr>
+              <w:t xml:space="preserve">#5865F2</w:t>
+            </w:r>
+          </w:p>
+        </w:tc>
+        <w:tc>
+          <w:tcPr>
+            <w:tcBorders>
+              <w:top w:color="1f1f1f" w:space="0" w:sz="6" w:val="single"/>
+              <w:left w:color="1f1f1f" w:space="0" w:sz="6" w:val="single"/>
+              <w:bottom w:color="1f1f1f" w:space="0" w:sz="6" w:val="single"/>
+              <w:right w:color="1f1f1f" w:space="0" w:sz="6" w:val="single"/>
             </w:tcBorders>
             <w:shd w:fill="f5f7fa" w:val="clear"/>
             <w:tcMar>
-              <w:top w:w="80.0" w:type="dxa"/>
-              <w:left w:w="120.0" w:type="dxa"/>
-              <w:bottom w:w="80.0" w:type="dxa"/>
-              <w:right w:w="120.0" w:type="dxa"/>
-            </w:tcMar>
-            <w:vAlign w:val="top"/>
-          </w:tcPr>
-          <w:p>
-            <w:pPr>
-              <w:rPr>
-                <w:rFonts w:ascii="Times New Roman" w:cs="Times New Roman" w:eastAsia="Times New Roman" w:hAnsi="Times New Roman"/>
-                <w:sz w:val="24"/>
-                <w:szCs w:val="24"/>
-              </w:rPr>
-            </w:pPr>
-            <w:r>
-              <w:rPr>
-                <w:rFonts w:ascii="Times New Roman" w:cs="Times New Roman" w:eastAsia="Times New Roman" w:hAnsi="Times New Roman"/>
-                <w:sz w:val="24"/>
-                <w:szCs w:val="24"/>
-                <w:rtl w:val="0"/>
-              </w:rPr>
-              <w:t xml:space="preserve">Títulos y texto de mensajes</w:t>
+              <w:top w:w="56.69291338582678" w:type="dxa"/>
+              <w:left w:w="56.69291338582678" w:type="dxa"/>
+              <w:bottom w:w="56.69291338582678" w:type="dxa"/>
+              <w:right w:w="56.69291338582678" w:type="dxa"/>
+            </w:tcMar>
+            <w:vAlign w:val="center"/>
+          </w:tcPr>
+          <w:p>
+            <w:pPr>
+              <w:spacing w:after="0" w:lineRule="auto"/>
+              <w:jc w:val="center"/>
+              <w:rPr>
+                <w:rFonts w:ascii="Times New Roman" w:cs="Times New Roman" w:eastAsia="Times New Roman" w:hAnsi="Times New Roman"/>
+                <w:sz w:val="24"/>
+                <w:szCs w:val="24"/>
+              </w:rPr>
+            </w:pPr>
+            <w:r>
+              <w:rPr>
+                <w:rFonts w:ascii="Times New Roman" w:cs="Times New Roman" w:eastAsia="Times New Roman" w:hAnsi="Times New Roman"/>
+                <w:sz w:val="24"/>
+                <w:szCs w:val="24"/>
+                <w:rtl w:val="0"/>
+              </w:rPr>
+              <w:t xml:space="preserve">Botones principales y tags activos. Su texto interno debe ser #FFFFFF</w:t>
             </w:r>
           </w:p>
         </w:tc>
@@ -3716,144 +3764,148 @@
         <w:tc>
           <w:tcPr>
             <w:tcBorders>
-              <w:top w:color="000000" w:space="0" w:sz="0" w:val="nil"/>
-              <w:left w:color="cccccc" w:space="0" w:sz="7" w:val="single"/>
-              <w:bottom w:color="cccccc" w:space="0" w:sz="7" w:val="single"/>
-              <w:right w:color="cccccc" w:space="0" w:sz="7" w:val="single"/>
-            </w:tcBorders>
-            <w:shd w:fill="ffffff" w:val="clear"/>
-            <w:tcMar>
-              <w:top w:w="80.0" w:type="dxa"/>
-              <w:left w:w="120.0" w:type="dxa"/>
-              <w:bottom w:w="80.0" w:type="dxa"/>
-              <w:right w:w="120.0" w:type="dxa"/>
-            </w:tcMar>
-            <w:vAlign w:val="top"/>
-          </w:tcPr>
-          <w:p>
-            <w:pPr>
-              <w:rPr>
-                <w:rFonts w:ascii="Times New Roman" w:cs="Times New Roman" w:eastAsia="Times New Roman" w:hAnsi="Times New Roman"/>
-                <w:sz w:val="24"/>
-                <w:szCs w:val="24"/>
-              </w:rPr>
-            </w:pPr>
-            <w:r>
-              <w:rPr>
-                <w:rFonts w:ascii="Times New Roman" w:cs="Times New Roman" w:eastAsia="Times New Roman" w:hAnsi="Times New Roman"/>
-                <w:sz w:val="24"/>
-                <w:szCs w:val="24"/>
-                <w:rtl w:val="0"/>
-              </w:rPr>
-              <w:t xml:space="preserve">Texto secundario</w:t>
-            </w:r>
-          </w:p>
-        </w:tc>
-        <w:tc>
-          <w:tcPr>
-            <w:tcBorders>
-              <w:top w:color="000000" w:space="0" w:sz="0" w:val="nil"/>
-              <w:left w:color="000000" w:space="0" w:sz="0" w:val="nil"/>
-              <w:bottom w:color="cccccc" w:space="0" w:sz="7" w:val="single"/>
-              <w:right w:color="cccccc" w:space="0" w:sz="7" w:val="single"/>
-            </w:tcBorders>
-            <w:shd w:fill="ffffff" w:val="clear"/>
-            <w:tcMar>
-              <w:top w:w="80.0" w:type="dxa"/>
-              <w:left w:w="120.0" w:type="dxa"/>
-              <w:bottom w:w="80.0" w:type="dxa"/>
-              <w:right w:w="120.0" w:type="dxa"/>
-            </w:tcMar>
-            <w:vAlign w:val="top"/>
-          </w:tcPr>
-          <w:p>
-            <w:pPr>
-              <w:rPr>
-                <w:rFonts w:ascii="Times New Roman" w:cs="Times New Roman" w:eastAsia="Times New Roman" w:hAnsi="Times New Roman"/>
-                <w:sz w:val="24"/>
-                <w:szCs w:val="24"/>
-              </w:rPr>
-            </w:pPr>
-            <w:r>
-              <w:rPr>
-                <w:rFonts w:ascii="Times New Roman" w:cs="Times New Roman" w:eastAsia="Times New Roman" w:hAnsi="Times New Roman"/>
-                <w:sz w:val="24"/>
-                <w:szCs w:val="24"/>
-                <w:rtl w:val="0"/>
-              </w:rPr>
-              <w:t xml:space="preserve">Gris claro</w:t>
-            </w:r>
-          </w:p>
-        </w:tc>
-        <w:tc>
-          <w:tcPr>
-            <w:tcBorders>
-              <w:top w:color="000000" w:space="0" w:sz="0" w:val="nil"/>
-              <w:left w:color="000000" w:space="0" w:sz="0" w:val="nil"/>
-              <w:bottom w:color="cccccc" w:space="0" w:sz="7" w:val="single"/>
-              <w:right w:color="cccccc" w:space="0" w:sz="7" w:val="single"/>
-            </w:tcBorders>
-            <w:shd w:fill="ffffff" w:val="clear"/>
-            <w:tcMar>
-              <w:top w:w="80.0" w:type="dxa"/>
-              <w:left w:w="120.0" w:type="dxa"/>
-              <w:bottom w:w="80.0" w:type="dxa"/>
-              <w:right w:w="120.0" w:type="dxa"/>
-            </w:tcMar>
-            <w:vAlign w:val="top"/>
-          </w:tcPr>
-          <w:p>
-            <w:pPr>
-              <w:rPr>
-                <w:rFonts w:ascii="Times New Roman" w:cs="Times New Roman" w:eastAsia="Times New Roman" w:hAnsi="Times New Roman"/>
-                <w:sz w:val="24"/>
-                <w:szCs w:val="24"/>
-              </w:rPr>
-            </w:pPr>
-            <w:r>
-              <w:rPr>
-                <w:rFonts w:ascii="Times New Roman" w:cs="Times New Roman" w:eastAsia="Times New Roman" w:hAnsi="Times New Roman"/>
-                <w:sz w:val="24"/>
-                <w:szCs w:val="24"/>
-                <w:rtl w:val="0"/>
-              </w:rPr>
-              <w:t xml:space="preserve">#9CA3AF</w:t>
-            </w:r>
-          </w:p>
-        </w:tc>
-        <w:tc>
-          <w:tcPr>
-            <w:tcBorders>
-              <w:top w:color="000000" w:space="0" w:sz="0" w:val="nil"/>
-              <w:left w:color="000000" w:space="0" w:sz="0" w:val="nil"/>
-              <w:bottom w:color="cccccc" w:space="0" w:sz="7" w:val="single"/>
-              <w:right w:color="cccccc" w:space="0" w:sz="7" w:val="single"/>
-            </w:tcBorders>
-            <w:shd w:fill="ffffff" w:val="clear"/>
-            <w:tcMar>
-              <w:top w:w="80.0" w:type="dxa"/>
-              <w:left w:w="120.0" w:type="dxa"/>
-              <w:bottom w:w="80.0" w:type="dxa"/>
-              <w:right w:w="120.0" w:type="dxa"/>
-            </w:tcMar>
-            <w:vAlign w:val="top"/>
-          </w:tcPr>
-          <w:p>
-            <w:pPr>
-              <w:rPr>
-                <w:rFonts w:ascii="Times New Roman" w:cs="Times New Roman" w:eastAsia="Times New Roman" w:hAnsi="Times New Roman"/>
-                <w:sz w:val="24"/>
-                <w:szCs w:val="24"/>
-              </w:rPr>
-            </w:pPr>
-            <w:r>
-              <w:rPr>
-                <w:rFonts w:ascii="Times New Roman" w:cs="Times New Roman" w:eastAsia="Times New Roman" w:hAnsi="Times New Roman"/>
-                <w:sz w:val="24"/>
-                <w:szCs w:val="24"/>
-                <w:rtl w:val="0"/>
-              </w:rPr>
-              <w:t xml:space="preserve">Timestamps, subtítulos, placeholders</w:t>
+              <w:top w:color="1f1f1f" w:space="0" w:sz="6" w:val="single"/>
+              <w:left w:color="1f1f1f" w:space="0" w:sz="6" w:val="single"/>
+              <w:bottom w:color="1f1f1f" w:space="0" w:sz="6" w:val="single"/>
+              <w:right w:color="1f1f1f" w:space="0" w:sz="6" w:val="single"/>
+            </w:tcBorders>
+            <w:tcMar>
+              <w:top w:w="56.69291338582678" w:type="dxa"/>
+              <w:left w:w="56.69291338582678" w:type="dxa"/>
+              <w:bottom w:w="56.69291338582678" w:type="dxa"/>
+              <w:right w:w="56.69291338582678" w:type="dxa"/>
+            </w:tcMar>
+            <w:vAlign w:val="center"/>
+          </w:tcPr>
+          <w:p>
+            <w:pPr>
+              <w:spacing w:after="0" w:lineRule="auto"/>
+              <w:jc w:val="center"/>
+              <w:rPr>
+                <w:rFonts w:ascii="Times New Roman" w:cs="Times New Roman" w:eastAsia="Times New Roman" w:hAnsi="Times New Roman"/>
+                <w:sz w:val="24"/>
+                <w:szCs w:val="24"/>
+              </w:rPr>
+            </w:pPr>
+            <w:r>
+              <w:rPr>
+                <w:rFonts w:ascii="Times New Roman" w:cs="Times New Roman" w:eastAsia="Times New Roman" w:hAnsi="Times New Roman"/>
+                <w:sz w:val="24"/>
+                <w:szCs w:val="24"/>
+                <w:rtl w:val="0"/>
+              </w:rPr>
+              <w:t xml:space="preserve">Acento secundario</w:t>
+            </w:r>
+          </w:p>
+        </w:tc>
+        <w:tc>
+          <w:tcPr>
+            <w:tcBorders>
+              <w:top w:color="1f1f1f" w:space="0" w:sz="6" w:val="single"/>
+              <w:left w:color="1f1f1f" w:space="0" w:sz="6" w:val="single"/>
+              <w:bottom w:color="1f1f1f" w:space="0" w:sz="6" w:val="single"/>
+              <w:right w:color="1f1f1f" w:space="0" w:sz="6" w:val="single"/>
+            </w:tcBorders>
+            <w:tcMar>
+              <w:top w:w="56.69291338582678" w:type="dxa"/>
+              <w:left w:w="56.69291338582678" w:type="dxa"/>
+              <w:bottom w:w="56.69291338582678" w:type="dxa"/>
+              <w:right w:w="56.69291338582678" w:type="dxa"/>
+            </w:tcMar>
+            <w:vAlign w:val="center"/>
+          </w:tcPr>
+          <w:p>
+            <w:pPr>
+              <w:spacing w:after="0" w:lineRule="auto"/>
+              <w:jc w:val="center"/>
+              <w:rPr>
+                <w:rFonts w:ascii="Times New Roman" w:cs="Times New Roman" w:eastAsia="Times New Roman" w:hAnsi="Times New Roman"/>
+                <w:sz w:val="24"/>
+                <w:szCs w:val="24"/>
+              </w:rPr>
+            </w:pPr>
+            <w:r>
+              <w:rPr>
+                <w:rFonts w:ascii="Times New Roman" w:cs="Times New Roman" w:eastAsia="Times New Roman" w:hAnsi="Times New Roman"/>
+                <w:sz w:val="24"/>
+                <w:szCs w:val="24"/>
+                <w:rtl w:val="0"/>
+              </w:rPr>
+              <w:t xml:space="preserve">Azul marino</w:t>
+            </w:r>
+          </w:p>
+        </w:tc>
+        <w:tc>
+          <w:tcPr>
+            <w:tcBorders>
+              <w:top w:color="1f1f1f" w:space="0" w:sz="6" w:val="single"/>
+              <w:left w:color="1f1f1f" w:space="0" w:sz="6" w:val="single"/>
+              <w:bottom w:color="1f1f1f" w:space="0" w:sz="6" w:val="single"/>
+              <w:right w:color="1f1f1f" w:space="0" w:sz="6" w:val="single"/>
+            </w:tcBorders>
+            <w:tcMar>
+              <w:top w:w="56.69291338582678" w:type="dxa"/>
+              <w:left w:w="56.69291338582678" w:type="dxa"/>
+              <w:bottom w:w="56.69291338582678" w:type="dxa"/>
+              <w:right w:w="56.69291338582678" w:type="dxa"/>
+            </w:tcMar>
+            <w:vAlign w:val="center"/>
+          </w:tcPr>
+          <w:p>
+            <w:pPr>
+              <w:spacing w:after="0" w:lineRule="auto"/>
+              <w:jc w:val="center"/>
+              <w:rPr>
+                <w:rFonts w:ascii="Times New Roman" w:cs="Times New Roman" w:eastAsia="Times New Roman" w:hAnsi="Times New Roman"/>
+                <w:sz w:val="24"/>
+                <w:szCs w:val="24"/>
+              </w:rPr>
+            </w:pPr>
+            <w:r>
+              <w:rPr>
+                <w:rFonts w:ascii="Times New Roman" w:cs="Times New Roman" w:eastAsia="Times New Roman" w:hAnsi="Times New Roman"/>
+                <w:sz w:val="24"/>
+                <w:szCs w:val="24"/>
+                <w:rtl w:val="0"/>
+              </w:rPr>
+              <w:t xml:space="preserve">#3D448D</w:t>
+            </w:r>
+          </w:p>
+        </w:tc>
+        <w:tc>
+          <w:tcPr>
+            <w:tcBorders>
+              <w:top w:color="1f1f1f" w:space="0" w:sz="6" w:val="single"/>
+              <w:left w:color="1f1f1f" w:space="0" w:sz="6" w:val="single"/>
+              <w:bottom w:color="1f1f1f" w:space="0" w:sz="6" w:val="single"/>
+              <w:right w:color="1f1f1f" w:space="0" w:sz="6" w:val="single"/>
+            </w:tcBorders>
+            <w:tcMar>
+              <w:top w:w="56.69291338582678" w:type="dxa"/>
+              <w:left w:w="56.69291338582678" w:type="dxa"/>
+              <w:bottom w:w="56.69291338582678" w:type="dxa"/>
+              <w:right w:w="56.69291338582678" w:type="dxa"/>
+            </w:tcMar>
+            <w:vAlign w:val="center"/>
+          </w:tcPr>
+          <w:p>
+            <w:pPr>
+              <w:spacing w:after="0" w:lineRule="auto"/>
+              <w:jc w:val="center"/>
+              <w:rPr>
+                <w:rFonts w:ascii="Times New Roman" w:cs="Times New Roman" w:eastAsia="Times New Roman" w:hAnsi="Times New Roman"/>
+                <w:sz w:val="24"/>
+                <w:szCs w:val="24"/>
+              </w:rPr>
+            </w:pPr>
+            <w:r>
+              <w:rPr>
+                <w:rFonts w:ascii="Times New Roman" w:cs="Times New Roman" w:eastAsia="Times New Roman" w:hAnsi="Times New Roman"/>
+                <w:sz w:val="24"/>
+                <w:szCs w:val="24"/>
+                <w:rtl w:val="0"/>
+              </w:rPr>
+              <w:t xml:space="preserve">Estados hover o botones secundarios, input del usuario</w:t>
             </w:r>
           </w:p>
         </w:tc>
@@ -3867,144 +3919,152 @@
         <w:tc>
           <w:tcPr>
             <w:tcBorders>
-              <w:top w:color="000000" w:space="0" w:sz="0" w:val="nil"/>
-              <w:left w:color="cccccc" w:space="0" w:sz="7" w:val="single"/>
-              <w:bottom w:color="cccccc" w:space="0" w:sz="7" w:val="single"/>
-              <w:right w:color="cccccc" w:space="0" w:sz="7" w:val="single"/>
+              <w:top w:color="1f1f1f" w:space="0" w:sz="6" w:val="single"/>
+              <w:left w:color="1f1f1f" w:space="0" w:sz="6" w:val="single"/>
+              <w:bottom w:color="1f1f1f" w:space="0" w:sz="6" w:val="single"/>
+              <w:right w:color="1f1f1f" w:space="0" w:sz="6" w:val="single"/>
             </w:tcBorders>
             <w:shd w:fill="f5f7fa" w:val="clear"/>
             <w:tcMar>
-              <w:top w:w="80.0" w:type="dxa"/>
-              <w:left w:w="120.0" w:type="dxa"/>
-              <w:bottom w:w="80.0" w:type="dxa"/>
-              <w:right w:w="120.0" w:type="dxa"/>
-            </w:tcMar>
-            <w:vAlign w:val="top"/>
-          </w:tcPr>
-          <w:p>
-            <w:pPr>
-              <w:rPr>
-                <w:rFonts w:ascii="Times New Roman" w:cs="Times New Roman" w:eastAsia="Times New Roman" w:hAnsi="Times New Roman"/>
-                <w:sz w:val="24"/>
-                <w:szCs w:val="24"/>
-              </w:rPr>
-            </w:pPr>
-            <w:r>
-              <w:rPr>
-                <w:rFonts w:ascii="Times New Roman" w:cs="Times New Roman" w:eastAsia="Times New Roman" w:hAnsi="Times New Roman"/>
-                <w:sz w:val="24"/>
-                <w:szCs w:val="24"/>
-                <w:rtl w:val="0"/>
-              </w:rPr>
-              <w:t xml:space="preserve">Alerta crítica</w:t>
-            </w:r>
-          </w:p>
-        </w:tc>
-        <w:tc>
-          <w:tcPr>
-            <w:tcBorders>
-              <w:top w:color="000000" w:space="0" w:sz="0" w:val="nil"/>
-              <w:left w:color="000000" w:space="0" w:sz="0" w:val="nil"/>
-              <w:bottom w:color="cccccc" w:space="0" w:sz="7" w:val="single"/>
-              <w:right w:color="cccccc" w:space="0" w:sz="7" w:val="single"/>
+              <w:top w:w="56.69291338582678" w:type="dxa"/>
+              <w:left w:w="56.69291338582678" w:type="dxa"/>
+              <w:bottom w:w="56.69291338582678" w:type="dxa"/>
+              <w:right w:w="56.69291338582678" w:type="dxa"/>
+            </w:tcMar>
+            <w:vAlign w:val="center"/>
+          </w:tcPr>
+          <w:p>
+            <w:pPr>
+              <w:spacing w:after="0" w:lineRule="auto"/>
+              <w:jc w:val="center"/>
+              <w:rPr>
+                <w:rFonts w:ascii="Times New Roman" w:cs="Times New Roman" w:eastAsia="Times New Roman" w:hAnsi="Times New Roman"/>
+                <w:sz w:val="24"/>
+                <w:szCs w:val="24"/>
+              </w:rPr>
+            </w:pPr>
+            <w:r>
+              <w:rPr>
+                <w:rFonts w:ascii="Times New Roman" w:cs="Times New Roman" w:eastAsia="Times New Roman" w:hAnsi="Times New Roman"/>
+                <w:sz w:val="24"/>
+                <w:szCs w:val="24"/>
+                <w:rtl w:val="0"/>
+              </w:rPr>
+              <w:t xml:space="preserve">Texto principal</w:t>
+            </w:r>
+          </w:p>
+        </w:tc>
+        <w:tc>
+          <w:tcPr>
+            <w:tcBorders>
+              <w:top w:color="1f1f1f" w:space="0" w:sz="6" w:val="single"/>
+              <w:left w:color="1f1f1f" w:space="0" w:sz="6" w:val="single"/>
+              <w:bottom w:color="1f1f1f" w:space="0" w:sz="6" w:val="single"/>
+              <w:right w:color="1f1f1f" w:space="0" w:sz="6" w:val="single"/>
             </w:tcBorders>
             <w:shd w:fill="f5f7fa" w:val="clear"/>
             <w:tcMar>
-              <w:top w:w="80.0" w:type="dxa"/>
-              <w:left w:w="120.0" w:type="dxa"/>
-              <w:bottom w:w="80.0" w:type="dxa"/>
-              <w:right w:w="120.0" w:type="dxa"/>
-            </w:tcMar>
-            <w:vAlign w:val="top"/>
-          </w:tcPr>
-          <w:p>
-            <w:pPr>
-              <w:rPr>
-                <w:rFonts w:ascii="Times New Roman" w:cs="Times New Roman" w:eastAsia="Times New Roman" w:hAnsi="Times New Roman"/>
-                <w:sz w:val="24"/>
-                <w:szCs w:val="24"/>
-              </w:rPr>
-            </w:pPr>
-            <w:r>
-              <w:rPr>
-                <w:rFonts w:ascii="Times New Roman" w:cs="Times New Roman" w:eastAsia="Times New Roman" w:hAnsi="Times New Roman"/>
-                <w:sz w:val="24"/>
-                <w:szCs w:val="24"/>
-                <w:rtl w:val="0"/>
-              </w:rPr>
-              <w:t xml:space="preserve">Rojo oscuro</w:t>
-            </w:r>
-          </w:p>
-        </w:tc>
-        <w:tc>
-          <w:tcPr>
-            <w:tcBorders>
-              <w:top w:color="000000" w:space="0" w:sz="0" w:val="nil"/>
-              <w:left w:color="000000" w:space="0" w:sz="0" w:val="nil"/>
-              <w:bottom w:color="cccccc" w:space="0" w:sz="7" w:val="single"/>
-              <w:right w:color="cccccc" w:space="0" w:sz="7" w:val="single"/>
+              <w:top w:w="56.69291338582678" w:type="dxa"/>
+              <w:left w:w="56.69291338582678" w:type="dxa"/>
+              <w:bottom w:w="56.69291338582678" w:type="dxa"/>
+              <w:right w:w="56.69291338582678" w:type="dxa"/>
+            </w:tcMar>
+            <w:vAlign w:val="center"/>
+          </w:tcPr>
+          <w:p>
+            <w:pPr>
+              <w:spacing w:after="0" w:lineRule="auto"/>
+              <w:jc w:val="center"/>
+              <w:rPr>
+                <w:rFonts w:ascii="Times New Roman" w:cs="Times New Roman" w:eastAsia="Times New Roman" w:hAnsi="Times New Roman"/>
+                <w:sz w:val="24"/>
+                <w:szCs w:val="24"/>
+              </w:rPr>
+            </w:pPr>
+            <w:r>
+              <w:rPr>
+                <w:rFonts w:ascii="Times New Roman" w:cs="Times New Roman" w:eastAsia="Times New Roman" w:hAnsi="Times New Roman"/>
+                <w:sz w:val="24"/>
+                <w:szCs w:val="24"/>
+                <w:rtl w:val="0"/>
+              </w:rPr>
+              <w:t xml:space="preserve">Blanco</w:t>
+            </w:r>
+          </w:p>
+        </w:tc>
+        <w:tc>
+          <w:tcPr>
+            <w:tcBorders>
+              <w:top w:color="1f1f1f" w:space="0" w:sz="6" w:val="single"/>
+              <w:left w:color="1f1f1f" w:space="0" w:sz="6" w:val="single"/>
+              <w:bottom w:color="1f1f1f" w:space="0" w:sz="6" w:val="single"/>
+              <w:right w:color="1f1f1f" w:space="0" w:sz="6" w:val="single"/>
             </w:tcBorders>
             <w:shd w:fill="f5f7fa" w:val="clear"/>
             <w:tcMar>
-              <w:top w:w="80.0" w:type="dxa"/>
-              <w:left w:w="120.0" w:type="dxa"/>
-              <w:bottom w:w="80.0" w:type="dxa"/>
-              <w:right w:w="120.0" w:type="dxa"/>
-            </w:tcMar>
-            <w:vAlign w:val="top"/>
-          </w:tcPr>
-          <w:p>
-            <w:pPr>
-              <w:rPr>
-                <w:rFonts w:ascii="Times New Roman" w:cs="Times New Roman" w:eastAsia="Times New Roman" w:hAnsi="Times New Roman"/>
-                <w:sz w:val="24"/>
-                <w:szCs w:val="24"/>
-              </w:rPr>
-            </w:pPr>
-            <w:r>
-              <w:rPr>
-                <w:rFonts w:ascii="Times New Roman" w:cs="Times New Roman" w:eastAsia="Times New Roman" w:hAnsi="Times New Roman"/>
-                <w:sz w:val="24"/>
-                <w:szCs w:val="24"/>
-                <w:rtl w:val="0"/>
-              </w:rPr>
-              <w:t xml:space="preserve">#7F1D1D / #991B1B</w:t>
-            </w:r>
-          </w:p>
-        </w:tc>
-        <w:tc>
-          <w:tcPr>
-            <w:tcBorders>
-              <w:top w:color="000000" w:space="0" w:sz="0" w:val="nil"/>
-              <w:left w:color="000000" w:space="0" w:sz="0" w:val="nil"/>
-              <w:bottom w:color="cccccc" w:space="0" w:sz="7" w:val="single"/>
-              <w:right w:color="cccccc" w:space="0" w:sz="7" w:val="single"/>
+              <w:top w:w="56.69291338582678" w:type="dxa"/>
+              <w:left w:w="56.69291338582678" w:type="dxa"/>
+              <w:bottom w:w="56.69291338582678" w:type="dxa"/>
+              <w:right w:w="56.69291338582678" w:type="dxa"/>
+            </w:tcMar>
+            <w:vAlign w:val="center"/>
+          </w:tcPr>
+          <w:p>
+            <w:pPr>
+              <w:spacing w:after="0" w:lineRule="auto"/>
+              <w:jc w:val="center"/>
+              <w:rPr>
+                <w:rFonts w:ascii="Times New Roman" w:cs="Times New Roman" w:eastAsia="Times New Roman" w:hAnsi="Times New Roman"/>
+                <w:sz w:val="24"/>
+                <w:szCs w:val="24"/>
+              </w:rPr>
+            </w:pPr>
+            <w:r>
+              <w:rPr>
+                <w:rFonts w:ascii="Times New Roman" w:cs="Times New Roman" w:eastAsia="Times New Roman" w:hAnsi="Times New Roman"/>
+                <w:sz w:val="24"/>
+                <w:szCs w:val="24"/>
+                <w:rtl w:val="0"/>
+              </w:rPr>
+              <w:t xml:space="preserve">#FFFFFF</w:t>
+            </w:r>
+          </w:p>
+        </w:tc>
+        <w:tc>
+          <w:tcPr>
+            <w:tcBorders>
+              <w:top w:color="1f1f1f" w:space="0" w:sz="6" w:val="single"/>
+              <w:left w:color="1f1f1f" w:space="0" w:sz="6" w:val="single"/>
+              <w:bottom w:color="1f1f1f" w:space="0" w:sz="6" w:val="single"/>
+              <w:right w:color="1f1f1f" w:space="0" w:sz="6" w:val="single"/>
             </w:tcBorders>
             <w:shd w:fill="f5f7fa" w:val="clear"/>
             <w:tcMar>
-              <w:top w:w="80.0" w:type="dxa"/>
-              <w:left w:w="120.0" w:type="dxa"/>
-              <w:bottom w:w="80.0" w:type="dxa"/>
-              <w:right w:w="120.0" w:type="dxa"/>
-            </w:tcMar>
-            <w:vAlign w:val="top"/>
-          </w:tcPr>
-          <w:p>
-            <w:pPr>
-              <w:rPr>
-                <w:rFonts w:ascii="Times New Roman" w:cs="Times New Roman" w:eastAsia="Times New Roman" w:hAnsi="Times New Roman"/>
-                <w:sz w:val="24"/>
-                <w:szCs w:val="24"/>
-              </w:rPr>
-            </w:pPr>
-            <w:r>
-              <w:rPr>
-                <w:rFonts w:ascii="Times New Roman" w:cs="Times New Roman" w:eastAsia="Times New Roman" w:hAnsi="Times New Roman"/>
-                <w:sz w:val="24"/>
-                <w:szCs w:val="24"/>
-                <w:rtl w:val="0"/>
-              </w:rPr>
-              <w:t xml:space="preserve">Restricciones importantes</w:t>
+              <w:top w:w="56.69291338582678" w:type="dxa"/>
+              <w:left w:w="56.69291338582678" w:type="dxa"/>
+              <w:bottom w:w="56.69291338582678" w:type="dxa"/>
+              <w:right w:w="56.69291338582678" w:type="dxa"/>
+            </w:tcMar>
+            <w:vAlign w:val="center"/>
+          </w:tcPr>
+          <w:p>
+            <w:pPr>
+              <w:spacing w:after="0" w:lineRule="auto"/>
+              <w:jc w:val="center"/>
+              <w:rPr>
+                <w:rFonts w:ascii="Times New Roman" w:cs="Times New Roman" w:eastAsia="Times New Roman" w:hAnsi="Times New Roman"/>
+                <w:sz w:val="24"/>
+                <w:szCs w:val="24"/>
+              </w:rPr>
+            </w:pPr>
+            <w:r>
+              <w:rPr>
+                <w:rFonts w:ascii="Times New Roman" w:cs="Times New Roman" w:eastAsia="Times New Roman" w:hAnsi="Times New Roman"/>
+                <w:sz w:val="24"/>
+                <w:szCs w:val="24"/>
+                <w:rtl w:val="0"/>
+              </w:rPr>
+              <w:t xml:space="preserve">Títulos y cuerpo de mensajes</w:t>
             </w:r>
           </w:p>
         </w:tc>
@@ -4018,295 +4078,148 @@
         <w:tc>
           <w:tcPr>
             <w:tcBorders>
-              <w:top w:color="000000" w:space="0" w:sz="0" w:val="nil"/>
-              <w:left w:color="cccccc" w:space="0" w:sz="7" w:val="single"/>
-              <w:bottom w:color="cccccc" w:space="0" w:sz="7" w:val="single"/>
-              <w:right w:color="cccccc" w:space="0" w:sz="7" w:val="single"/>
-            </w:tcBorders>
-            <w:shd w:fill="ffffff" w:val="clear"/>
-            <w:tcMar>
-              <w:top w:w="80.0" w:type="dxa"/>
-              <w:left w:w="120.0" w:type="dxa"/>
-              <w:bottom w:w="80.0" w:type="dxa"/>
-              <w:right w:w="120.0" w:type="dxa"/>
-            </w:tcMar>
-            <w:vAlign w:val="top"/>
-          </w:tcPr>
-          <w:p>
-            <w:pPr>
-              <w:rPr>
-                <w:rFonts w:ascii="Times New Roman" w:cs="Times New Roman" w:eastAsia="Times New Roman" w:hAnsi="Times New Roman"/>
-                <w:sz w:val="24"/>
-                <w:szCs w:val="24"/>
-              </w:rPr>
-            </w:pPr>
-            <w:r>
-              <w:rPr>
-                <w:rFonts w:ascii="Times New Roman" w:cs="Times New Roman" w:eastAsia="Times New Roman" w:hAnsi="Times New Roman"/>
-                <w:sz w:val="24"/>
-                <w:szCs w:val="24"/>
-                <w:rtl w:val="0"/>
-              </w:rPr>
-              <w:t xml:space="preserve">Alerta advertencia</w:t>
-            </w:r>
-          </w:p>
-        </w:tc>
-        <w:tc>
-          <w:tcPr>
-            <w:tcBorders>
-              <w:top w:color="000000" w:space="0" w:sz="0" w:val="nil"/>
-              <w:left w:color="000000" w:space="0" w:sz="0" w:val="nil"/>
-              <w:bottom w:color="cccccc" w:space="0" w:sz="7" w:val="single"/>
-              <w:right w:color="cccccc" w:space="0" w:sz="7" w:val="single"/>
-            </w:tcBorders>
-            <w:shd w:fill="ffffff" w:val="clear"/>
-            <w:tcMar>
-              <w:top w:w="80.0" w:type="dxa"/>
-              <w:left w:w="120.0" w:type="dxa"/>
-              <w:bottom w:w="80.0" w:type="dxa"/>
-              <w:right w:w="120.0" w:type="dxa"/>
-            </w:tcMar>
-            <w:vAlign w:val="top"/>
-          </w:tcPr>
-          <w:p>
-            <w:pPr>
-              <w:rPr>
-                <w:rFonts w:ascii="Times New Roman" w:cs="Times New Roman" w:eastAsia="Times New Roman" w:hAnsi="Times New Roman"/>
-                <w:sz w:val="24"/>
-                <w:szCs w:val="24"/>
-              </w:rPr>
-            </w:pPr>
-            <w:r>
-              <w:rPr>
-                <w:rFonts w:ascii="Times New Roman" w:cs="Times New Roman" w:eastAsia="Times New Roman" w:hAnsi="Times New Roman"/>
-                <w:sz w:val="24"/>
-                <w:szCs w:val="24"/>
-                <w:rtl w:val="0"/>
-              </w:rPr>
-              <w:t xml:space="preserve">Ámbar oscuro</w:t>
-            </w:r>
-          </w:p>
-        </w:tc>
-        <w:tc>
-          <w:tcPr>
-            <w:tcBorders>
-              <w:top w:color="000000" w:space="0" w:sz="0" w:val="nil"/>
-              <w:left w:color="000000" w:space="0" w:sz="0" w:val="nil"/>
-              <w:bottom w:color="cccccc" w:space="0" w:sz="7" w:val="single"/>
-              <w:right w:color="cccccc" w:space="0" w:sz="7" w:val="single"/>
-            </w:tcBorders>
-            <w:shd w:fill="ffffff" w:val="clear"/>
-            <w:tcMar>
-              <w:top w:w="80.0" w:type="dxa"/>
-              <w:left w:w="120.0" w:type="dxa"/>
-              <w:bottom w:w="80.0" w:type="dxa"/>
-              <w:right w:w="120.0" w:type="dxa"/>
-            </w:tcMar>
-            <w:vAlign w:val="top"/>
-          </w:tcPr>
-          <w:p>
-            <w:pPr>
-              <w:rPr>
-                <w:rFonts w:ascii="Times New Roman" w:cs="Times New Roman" w:eastAsia="Times New Roman" w:hAnsi="Times New Roman"/>
-                <w:sz w:val="24"/>
-                <w:szCs w:val="24"/>
-              </w:rPr>
-            </w:pPr>
-            <w:r>
-              <w:rPr>
-                <w:rFonts w:ascii="Times New Roman" w:cs="Times New Roman" w:eastAsia="Times New Roman" w:hAnsi="Times New Roman"/>
-                <w:sz w:val="24"/>
-                <w:szCs w:val="24"/>
-                <w:rtl w:val="0"/>
-              </w:rPr>
-              <w:t xml:space="preserve">#78350F / #92400E</w:t>
-            </w:r>
-          </w:p>
-        </w:tc>
-        <w:tc>
-          <w:tcPr>
-            <w:tcBorders>
-              <w:top w:color="000000" w:space="0" w:sz="0" w:val="nil"/>
-              <w:left w:color="000000" w:space="0" w:sz="0" w:val="nil"/>
-              <w:bottom w:color="cccccc" w:space="0" w:sz="7" w:val="single"/>
-              <w:right w:color="cccccc" w:space="0" w:sz="7" w:val="single"/>
-            </w:tcBorders>
-            <w:shd w:fill="ffffff" w:val="clear"/>
-            <w:tcMar>
-              <w:top w:w="80.0" w:type="dxa"/>
-              <w:left w:w="120.0" w:type="dxa"/>
-              <w:bottom w:w="80.0" w:type="dxa"/>
-              <w:right w:w="120.0" w:type="dxa"/>
-            </w:tcMar>
-            <w:vAlign w:val="top"/>
-          </w:tcPr>
-          <w:p>
-            <w:pPr>
-              <w:rPr>
-                <w:rFonts w:ascii="Times New Roman" w:cs="Times New Roman" w:eastAsia="Times New Roman" w:hAnsi="Times New Roman"/>
-                <w:sz w:val="24"/>
-                <w:szCs w:val="24"/>
-              </w:rPr>
-            </w:pPr>
-            <w:r>
-              <w:rPr>
-                <w:rFonts w:ascii="Times New Roman" w:cs="Times New Roman" w:eastAsia="Times New Roman" w:hAnsi="Times New Roman"/>
-                <w:sz w:val="24"/>
-                <w:szCs w:val="24"/>
-                <w:rtl w:val="0"/>
-              </w:rPr>
-              <w:t xml:space="preserve">Alcance limitado, advertencias</w:t>
-            </w:r>
-          </w:p>
-        </w:tc>
-      </w:tr>
-      <w:tr>
-        <w:trPr>
-          <w:cantSplit w:val="0"/>
-          <w:trHeight w:val="645" w:hRule="atLeast"/>
-          <w:tblHeader w:val="0"/>
-        </w:trPr>
-        <w:tc>
-          <w:tcPr>
-            <w:tcBorders>
-              <w:top w:color="000000" w:space="0" w:sz="0" w:val="nil"/>
-              <w:left w:color="cccccc" w:space="0" w:sz="7" w:val="single"/>
-              <w:bottom w:color="cccccc" w:space="0" w:sz="7" w:val="single"/>
-              <w:right w:color="cccccc" w:space="0" w:sz="7" w:val="single"/>
-            </w:tcBorders>
-            <w:shd w:fill="f5f7fa" w:val="clear"/>
-            <w:tcMar>
-              <w:top w:w="80.0" w:type="dxa"/>
-              <w:left w:w="120.0" w:type="dxa"/>
-              <w:bottom w:w="80.0" w:type="dxa"/>
-              <w:right w:w="120.0" w:type="dxa"/>
-            </w:tcMar>
-            <w:vAlign w:val="top"/>
-          </w:tcPr>
-          <w:p>
-            <w:pPr>
-              <w:rPr>
-                <w:rFonts w:ascii="Times New Roman" w:cs="Times New Roman" w:eastAsia="Times New Roman" w:hAnsi="Times New Roman"/>
-                <w:sz w:val="24"/>
-                <w:szCs w:val="24"/>
-              </w:rPr>
-            </w:pPr>
-            <w:r>
-              <w:rPr>
-                <w:rFonts w:ascii="Times New Roman" w:cs="Times New Roman" w:eastAsia="Times New Roman" w:hAnsi="Times New Roman"/>
-                <w:sz w:val="24"/>
-                <w:szCs w:val="24"/>
-                <w:rtl w:val="0"/>
-              </w:rPr>
-              <w:t xml:space="preserve">Confirmación / éxito</w:t>
-            </w:r>
-          </w:p>
-        </w:tc>
-        <w:tc>
-          <w:tcPr>
-            <w:tcBorders>
-              <w:top w:color="000000" w:space="0" w:sz="0" w:val="nil"/>
-              <w:left w:color="000000" w:space="0" w:sz="0" w:val="nil"/>
-              <w:bottom w:color="cccccc" w:space="0" w:sz="7" w:val="single"/>
-              <w:right w:color="cccccc" w:space="0" w:sz="7" w:val="single"/>
-            </w:tcBorders>
-            <w:shd w:fill="f5f7fa" w:val="clear"/>
-            <w:tcMar>
-              <w:top w:w="80.0" w:type="dxa"/>
-              <w:left w:w="120.0" w:type="dxa"/>
-              <w:bottom w:w="80.0" w:type="dxa"/>
-              <w:right w:w="120.0" w:type="dxa"/>
-            </w:tcMar>
-            <w:vAlign w:val="top"/>
-          </w:tcPr>
-          <w:p>
-            <w:pPr>
-              <w:rPr>
-                <w:rFonts w:ascii="Times New Roman" w:cs="Times New Roman" w:eastAsia="Times New Roman" w:hAnsi="Times New Roman"/>
-                <w:sz w:val="24"/>
-                <w:szCs w:val="24"/>
-              </w:rPr>
-            </w:pPr>
-            <w:r>
-              <w:rPr>
-                <w:rFonts w:ascii="Times New Roman" w:cs="Times New Roman" w:eastAsia="Times New Roman" w:hAnsi="Times New Roman"/>
-                <w:sz w:val="24"/>
-                <w:szCs w:val="24"/>
-                <w:rtl w:val="0"/>
-              </w:rPr>
-              <w:t xml:space="preserve">Verde oscuro</w:t>
-            </w:r>
-          </w:p>
-        </w:tc>
-        <w:tc>
-          <w:tcPr>
-            <w:tcBorders>
-              <w:top w:color="000000" w:space="0" w:sz="0" w:val="nil"/>
-              <w:left w:color="000000" w:space="0" w:sz="0" w:val="nil"/>
-              <w:bottom w:color="cccccc" w:space="0" w:sz="7" w:val="single"/>
-              <w:right w:color="cccccc" w:space="0" w:sz="7" w:val="single"/>
-            </w:tcBorders>
-            <w:shd w:fill="f5f7fa" w:val="clear"/>
-            <w:tcMar>
-              <w:top w:w="80.0" w:type="dxa"/>
-              <w:left w:w="120.0" w:type="dxa"/>
-              <w:bottom w:w="80.0" w:type="dxa"/>
-              <w:right w:w="120.0" w:type="dxa"/>
-            </w:tcMar>
-            <w:vAlign w:val="top"/>
-          </w:tcPr>
-          <w:p>
-            <w:pPr>
-              <w:rPr>
-                <w:rFonts w:ascii="Times New Roman" w:cs="Times New Roman" w:eastAsia="Times New Roman" w:hAnsi="Times New Roman"/>
-                <w:sz w:val="24"/>
-                <w:szCs w:val="24"/>
-              </w:rPr>
-            </w:pPr>
-            <w:r>
-              <w:rPr>
-                <w:rFonts w:ascii="Times New Roman" w:cs="Times New Roman" w:eastAsia="Times New Roman" w:hAnsi="Times New Roman"/>
-                <w:sz w:val="24"/>
-                <w:szCs w:val="24"/>
-                <w:rtl w:val="0"/>
-              </w:rPr>
-              <w:t xml:space="preserve">#064E3B / #065F46</w:t>
-            </w:r>
-          </w:p>
-        </w:tc>
-        <w:tc>
-          <w:tcPr>
-            <w:tcBorders>
-              <w:top w:color="000000" w:space="0" w:sz="0" w:val="nil"/>
-              <w:left w:color="000000" w:space="0" w:sz="0" w:val="nil"/>
-              <w:bottom w:color="cccccc" w:space="0" w:sz="7" w:val="single"/>
-              <w:right w:color="cccccc" w:space="0" w:sz="7" w:val="single"/>
-            </w:tcBorders>
-            <w:shd w:fill="f5f7fa" w:val="clear"/>
-            <w:tcMar>
-              <w:top w:w="80.0" w:type="dxa"/>
-              <w:left w:w="120.0" w:type="dxa"/>
-              <w:bottom w:w="80.0" w:type="dxa"/>
-              <w:right w:w="120.0" w:type="dxa"/>
-            </w:tcMar>
-            <w:vAlign w:val="top"/>
-          </w:tcPr>
-          <w:p>
-            <w:pPr>
-              <w:rPr>
-                <w:rFonts w:ascii="Times New Roman" w:cs="Times New Roman" w:eastAsia="Times New Roman" w:hAnsi="Times New Roman"/>
-                <w:sz w:val="24"/>
-                <w:szCs w:val="24"/>
-              </w:rPr>
-            </w:pPr>
-            <w:r>
-              <w:rPr>
-                <w:rFonts w:ascii="Times New Roman" w:cs="Times New Roman" w:eastAsia="Times New Roman" w:hAnsi="Times New Roman"/>
-                <w:sz w:val="24"/>
-                <w:szCs w:val="24"/>
-                <w:rtl w:val="0"/>
-              </w:rPr>
-              <w:t xml:space="preserve">Siguiente paso, verificación OK</w:t>
+              <w:top w:color="1f1f1f" w:space="0" w:sz="6" w:val="single"/>
+              <w:left w:color="1f1f1f" w:space="0" w:sz="6" w:val="single"/>
+              <w:bottom w:color="1f1f1f" w:space="0" w:sz="6" w:val="single"/>
+              <w:right w:color="1f1f1f" w:space="0" w:sz="6" w:val="single"/>
+            </w:tcBorders>
+            <w:tcMar>
+              <w:top w:w="56.69291338582678" w:type="dxa"/>
+              <w:left w:w="56.69291338582678" w:type="dxa"/>
+              <w:bottom w:w="56.69291338582678" w:type="dxa"/>
+              <w:right w:w="56.69291338582678" w:type="dxa"/>
+            </w:tcMar>
+            <w:vAlign w:val="center"/>
+          </w:tcPr>
+          <w:p>
+            <w:pPr>
+              <w:spacing w:after="0" w:lineRule="auto"/>
+              <w:jc w:val="center"/>
+              <w:rPr>
+                <w:rFonts w:ascii="Times New Roman" w:cs="Times New Roman" w:eastAsia="Times New Roman" w:hAnsi="Times New Roman"/>
+                <w:sz w:val="24"/>
+                <w:szCs w:val="24"/>
+              </w:rPr>
+            </w:pPr>
+            <w:r>
+              <w:rPr>
+                <w:rFonts w:ascii="Times New Roman" w:cs="Times New Roman" w:eastAsia="Times New Roman" w:hAnsi="Times New Roman"/>
+                <w:sz w:val="24"/>
+                <w:szCs w:val="24"/>
+                <w:rtl w:val="0"/>
+              </w:rPr>
+              <w:t xml:space="preserve">Texto secundario</w:t>
+            </w:r>
+          </w:p>
+        </w:tc>
+        <w:tc>
+          <w:tcPr>
+            <w:tcBorders>
+              <w:top w:color="1f1f1f" w:space="0" w:sz="6" w:val="single"/>
+              <w:left w:color="1f1f1f" w:space="0" w:sz="6" w:val="single"/>
+              <w:bottom w:color="1f1f1f" w:space="0" w:sz="6" w:val="single"/>
+              <w:right w:color="1f1f1f" w:space="0" w:sz="6" w:val="single"/>
+            </w:tcBorders>
+            <w:tcMar>
+              <w:top w:w="56.69291338582678" w:type="dxa"/>
+              <w:left w:w="56.69291338582678" w:type="dxa"/>
+              <w:bottom w:w="56.69291338582678" w:type="dxa"/>
+              <w:right w:w="56.69291338582678" w:type="dxa"/>
+            </w:tcMar>
+            <w:vAlign w:val="center"/>
+          </w:tcPr>
+          <w:p>
+            <w:pPr>
+              <w:spacing w:after="0" w:lineRule="auto"/>
+              <w:jc w:val="center"/>
+              <w:rPr>
+                <w:rFonts w:ascii="Times New Roman" w:cs="Times New Roman" w:eastAsia="Times New Roman" w:hAnsi="Times New Roman"/>
+                <w:sz w:val="24"/>
+                <w:szCs w:val="24"/>
+              </w:rPr>
+            </w:pPr>
+            <w:r>
+              <w:rPr>
+                <w:rFonts w:ascii="Times New Roman" w:cs="Times New Roman" w:eastAsia="Times New Roman" w:hAnsi="Times New Roman"/>
+                <w:sz w:val="24"/>
+                <w:szCs w:val="24"/>
+                <w:rtl w:val="0"/>
+              </w:rPr>
+              <w:t xml:space="preserve">Gris claro</w:t>
+            </w:r>
+          </w:p>
+        </w:tc>
+        <w:tc>
+          <w:tcPr>
+            <w:tcBorders>
+              <w:top w:color="1f1f1f" w:space="0" w:sz="6" w:val="single"/>
+              <w:left w:color="1f1f1f" w:space="0" w:sz="6" w:val="single"/>
+              <w:bottom w:color="1f1f1f" w:space="0" w:sz="6" w:val="single"/>
+              <w:right w:color="1f1f1f" w:space="0" w:sz="6" w:val="single"/>
+            </w:tcBorders>
+            <w:tcMar>
+              <w:top w:w="56.69291338582678" w:type="dxa"/>
+              <w:left w:w="56.69291338582678" w:type="dxa"/>
+              <w:bottom w:w="56.69291338582678" w:type="dxa"/>
+              <w:right w:w="56.69291338582678" w:type="dxa"/>
+            </w:tcMar>
+            <w:vAlign w:val="center"/>
+          </w:tcPr>
+          <w:p>
+            <w:pPr>
+              <w:spacing w:after="0" w:lineRule="auto"/>
+              <w:jc w:val="center"/>
+              <w:rPr>
+                <w:rFonts w:ascii="Times New Roman" w:cs="Times New Roman" w:eastAsia="Times New Roman" w:hAnsi="Times New Roman"/>
+                <w:sz w:val="24"/>
+                <w:szCs w:val="24"/>
+              </w:rPr>
+            </w:pPr>
+            <w:r>
+              <w:rPr>
+                <w:rFonts w:ascii="Times New Roman" w:cs="Times New Roman" w:eastAsia="Times New Roman" w:hAnsi="Times New Roman"/>
+                <w:sz w:val="24"/>
+                <w:szCs w:val="24"/>
+                <w:rtl w:val="0"/>
+              </w:rPr>
+              <w:t xml:space="preserve">#8B949E</w:t>
+            </w:r>
+          </w:p>
+        </w:tc>
+        <w:tc>
+          <w:tcPr>
+            <w:tcBorders>
+              <w:top w:color="1f1f1f" w:space="0" w:sz="6" w:val="single"/>
+              <w:left w:color="1f1f1f" w:space="0" w:sz="6" w:val="single"/>
+              <w:bottom w:color="1f1f1f" w:space="0" w:sz="6" w:val="single"/>
+              <w:right w:color="1f1f1f" w:space="0" w:sz="6" w:val="single"/>
+            </w:tcBorders>
+            <w:tcMar>
+              <w:top w:w="56.69291338582678" w:type="dxa"/>
+              <w:left w:w="56.69291338582678" w:type="dxa"/>
+              <w:bottom w:w="56.69291338582678" w:type="dxa"/>
+              <w:right w:w="56.69291338582678" w:type="dxa"/>
+            </w:tcMar>
+            <w:vAlign w:val="center"/>
+          </w:tcPr>
+          <w:p>
+            <w:pPr>
+              <w:spacing w:after="0" w:lineRule="auto"/>
+              <w:jc w:val="center"/>
+              <w:rPr>
+                <w:rFonts w:ascii="Times New Roman" w:cs="Times New Roman" w:eastAsia="Times New Roman" w:hAnsi="Times New Roman"/>
+                <w:sz w:val="24"/>
+                <w:szCs w:val="24"/>
+              </w:rPr>
+            </w:pPr>
+            <w:r>
+              <w:rPr>
+                <w:rFonts w:ascii="Times New Roman" w:cs="Times New Roman" w:eastAsia="Times New Roman" w:hAnsi="Times New Roman"/>
+                <w:sz w:val="24"/>
+                <w:szCs w:val="24"/>
+                <w:rtl w:val="0"/>
+              </w:rPr>
+              <w:t xml:space="preserve">Timestamps y placeholders. Pasa AA sobre las tarjetas</w:t>
             </w:r>
           </w:p>
         </w:tc>
@@ -4320,94 +4233,414 @@
         <w:tc>
           <w:tcPr>
             <w:tcBorders>
-              <w:top w:color="000000" w:space="0" w:sz="0" w:val="nil"/>
-              <w:left w:color="cccccc" w:space="0" w:sz="7" w:val="single"/>
-              <w:bottom w:color="cccccc" w:space="0" w:sz="7" w:val="single"/>
-              <w:right w:color="cccccc" w:space="0" w:sz="7" w:val="single"/>
-            </w:tcBorders>
-            <w:shd w:fill="ffffff" w:val="clear"/>
-            <w:tcMar>
-              <w:top w:w="80.0" w:type="dxa"/>
-              <w:left w:w="120.0" w:type="dxa"/>
-              <w:bottom w:w="80.0" w:type="dxa"/>
-              <w:right w:w="120.0" w:type="dxa"/>
-            </w:tcMar>
-            <w:vAlign w:val="top"/>
-          </w:tcPr>
-          <w:p>
-            <w:pPr>
-              <w:rPr>
-                <w:rFonts w:ascii="Times New Roman" w:cs="Times New Roman" w:eastAsia="Times New Roman" w:hAnsi="Times New Roman"/>
-                <w:sz w:val="24"/>
-                <w:szCs w:val="24"/>
-              </w:rPr>
-            </w:pPr>
-            <w:r>
-              <w:rPr>
-                <w:rFonts w:ascii="Times New Roman" w:cs="Times New Roman" w:eastAsia="Times New Roman" w:hAnsi="Times New Roman"/>
-                <w:sz w:val="24"/>
-                <w:szCs w:val="24"/>
-                <w:rtl w:val="0"/>
-              </w:rPr>
-              <w:t xml:space="preserve">Estado del sistema</w:t>
-            </w:r>
-          </w:p>
-        </w:tc>
-        <w:tc>
-          <w:tcPr>
-            <w:tcBorders>
-              <w:top w:color="000000" w:space="0" w:sz="0" w:val="nil"/>
-              <w:left w:color="000000" w:space="0" w:sz="0" w:val="nil"/>
-              <w:bottom w:color="cccccc" w:space="0" w:sz="7" w:val="single"/>
-              <w:right w:color="cccccc" w:space="0" w:sz="7" w:val="single"/>
-            </w:tcBorders>
-            <w:shd w:fill="ffffff" w:val="clear"/>
-            <w:tcMar>
-              <w:top w:w="80.0" w:type="dxa"/>
-              <w:left w:w="120.0" w:type="dxa"/>
-              <w:bottom w:w="80.0" w:type="dxa"/>
-              <w:right w:w="120.0" w:type="dxa"/>
-            </w:tcMar>
-            <w:vAlign w:val="top"/>
-          </w:tcPr>
-          <w:p>
-            <w:pPr>
-              <w:rPr>
-                <w:rFonts w:ascii="Times New Roman" w:cs="Times New Roman" w:eastAsia="Times New Roman" w:hAnsi="Times New Roman"/>
-                <w:sz w:val="24"/>
-                <w:szCs w:val="24"/>
-              </w:rPr>
-            </w:pPr>
-            <w:r>
-              <w:rPr>
-                <w:rFonts w:ascii="Times New Roman" w:cs="Times New Roman" w:eastAsia="Times New Roman" w:hAnsi="Times New Roman"/>
-                <w:sz w:val="24"/>
-                <w:szCs w:val="24"/>
-                <w:rtl w:val="0"/>
-              </w:rPr>
-              <w:t xml:space="preserve">Verde brillante</w:t>
-            </w:r>
-          </w:p>
-        </w:tc>
-        <w:tc>
-          <w:tcPr>
-            <w:tcBorders>
-              <w:top w:color="000000" w:space="0" w:sz="0" w:val="nil"/>
-              <w:left w:color="000000" w:space="0" w:sz="0" w:val="nil"/>
-              <w:bottom w:color="cccccc" w:space="0" w:sz="7" w:val="single"/>
-              <w:right w:color="cccccc" w:space="0" w:sz="7" w:val="single"/>
-            </w:tcBorders>
-            <w:shd w:fill="ffffff" w:val="clear"/>
-            <w:tcMar>
-              <w:top w:w="80.0" w:type="dxa"/>
-              <w:left w:w="120.0" w:type="dxa"/>
-              <w:bottom w:w="80.0" w:type="dxa"/>
-              <w:right w:w="120.0" w:type="dxa"/>
-            </w:tcMar>
-            <w:vAlign w:val="top"/>
-          </w:tcPr>
-          <w:p>
-            <w:pPr>
+              <w:top w:color="1f1f1f" w:space="0" w:sz="6" w:val="single"/>
+              <w:left w:color="1f1f1f" w:space="0" w:sz="6" w:val="single"/>
+              <w:bottom w:color="1f1f1f" w:space="0" w:sz="6" w:val="single"/>
+              <w:right w:color="1f1f1f" w:space="0" w:sz="6" w:val="single"/>
+            </w:tcBorders>
+            <w:shd w:fill="f5f7fa" w:val="clear"/>
+            <w:tcMar>
+              <w:top w:w="56.69291338582678" w:type="dxa"/>
+              <w:left w:w="56.69291338582678" w:type="dxa"/>
+              <w:bottom w:w="56.69291338582678" w:type="dxa"/>
+              <w:right w:w="56.69291338582678" w:type="dxa"/>
+            </w:tcMar>
+            <w:vAlign w:val="center"/>
+          </w:tcPr>
+          <w:p>
+            <w:pPr>
+              <w:spacing w:after="0" w:lineRule="auto"/>
+              <w:jc w:val="center"/>
+              <w:rPr>
+                <w:rFonts w:ascii="Times New Roman" w:cs="Times New Roman" w:eastAsia="Times New Roman" w:hAnsi="Times New Roman"/>
+                <w:sz w:val="24"/>
+                <w:szCs w:val="24"/>
+              </w:rPr>
+            </w:pPr>
+            <w:r>
+              <w:rPr>
+                <w:rFonts w:ascii="Times New Roman" w:cs="Times New Roman" w:eastAsia="Times New Roman" w:hAnsi="Times New Roman"/>
+                <w:sz w:val="24"/>
+                <w:szCs w:val="24"/>
+                <w:rtl w:val="0"/>
+              </w:rPr>
+              <w:t xml:space="preserve">Alerta crítica</w:t>
+            </w:r>
+          </w:p>
+        </w:tc>
+        <w:tc>
+          <w:tcPr>
+            <w:tcBorders>
+              <w:top w:color="1f1f1f" w:space="0" w:sz="6" w:val="single"/>
+              <w:left w:color="1f1f1f" w:space="0" w:sz="6" w:val="single"/>
+              <w:bottom w:color="1f1f1f" w:space="0" w:sz="6" w:val="single"/>
+              <w:right w:color="1f1f1f" w:space="0" w:sz="6" w:val="single"/>
+            </w:tcBorders>
+            <w:shd w:fill="f5f7fa" w:val="clear"/>
+            <w:tcMar>
+              <w:top w:w="56.69291338582678" w:type="dxa"/>
+              <w:left w:w="56.69291338582678" w:type="dxa"/>
+              <w:bottom w:w="56.69291338582678" w:type="dxa"/>
+              <w:right w:w="56.69291338582678" w:type="dxa"/>
+            </w:tcMar>
+            <w:vAlign w:val="center"/>
+          </w:tcPr>
+          <w:p>
+            <w:pPr>
+              <w:spacing w:after="0" w:lineRule="auto"/>
+              <w:jc w:val="center"/>
+              <w:rPr>
+                <w:rFonts w:ascii="Times New Roman" w:cs="Times New Roman" w:eastAsia="Times New Roman" w:hAnsi="Times New Roman"/>
+                <w:sz w:val="24"/>
+                <w:szCs w:val="24"/>
+              </w:rPr>
+            </w:pPr>
+            <w:r>
+              <w:rPr>
+                <w:rFonts w:ascii="Times New Roman" w:cs="Times New Roman" w:eastAsia="Times New Roman" w:hAnsi="Times New Roman"/>
+                <w:sz w:val="24"/>
+                <w:szCs w:val="24"/>
+                <w:rtl w:val="0"/>
+              </w:rPr>
+              <w:t xml:space="preserve">Rojo</w:t>
+            </w:r>
+          </w:p>
+        </w:tc>
+        <w:tc>
+          <w:tcPr>
+            <w:tcBorders>
+              <w:top w:color="1f1f1f" w:space="0" w:sz="6" w:val="single"/>
+              <w:left w:color="1f1f1f" w:space="0" w:sz="6" w:val="single"/>
+              <w:bottom w:color="1f1f1f" w:space="0" w:sz="6" w:val="single"/>
+              <w:right w:color="1f1f1f" w:space="0" w:sz="6" w:val="single"/>
+            </w:tcBorders>
+            <w:shd w:fill="f5f7fa" w:val="clear"/>
+            <w:tcMar>
+              <w:top w:w="56.69291338582678" w:type="dxa"/>
+              <w:left w:w="56.69291338582678" w:type="dxa"/>
+              <w:bottom w:w="56.69291338582678" w:type="dxa"/>
+              <w:right w:w="56.69291338582678" w:type="dxa"/>
+            </w:tcMar>
+            <w:vAlign w:val="center"/>
+          </w:tcPr>
+          <w:p>
+            <w:pPr>
+              <w:spacing w:after="0" w:lineRule="auto"/>
+              <w:jc w:val="center"/>
+              <w:rPr>
+                <w:rFonts w:ascii="Times New Roman" w:cs="Times New Roman" w:eastAsia="Times New Roman" w:hAnsi="Times New Roman"/>
+                <w:sz w:val="24"/>
+                <w:szCs w:val="24"/>
+              </w:rPr>
+            </w:pPr>
+            <w:r>
+              <w:rPr>
+                <w:rFonts w:ascii="Times New Roman" w:cs="Times New Roman" w:eastAsia="Times New Roman" w:hAnsi="Times New Roman"/>
+                <w:sz w:val="24"/>
+                <w:szCs w:val="24"/>
+                <w:rtl w:val="0"/>
+              </w:rPr>
+              <w:t xml:space="preserve">#DC2626</w:t>
+            </w:r>
+          </w:p>
+        </w:tc>
+        <w:tc>
+          <w:tcPr>
+            <w:tcBorders>
+              <w:top w:color="1f1f1f" w:space="0" w:sz="6" w:val="single"/>
+              <w:left w:color="1f1f1f" w:space="0" w:sz="6" w:val="single"/>
+              <w:bottom w:color="1f1f1f" w:space="0" w:sz="6" w:val="single"/>
+              <w:right w:color="1f1f1f" w:space="0" w:sz="6" w:val="single"/>
+            </w:tcBorders>
+            <w:shd w:fill="f5f7fa" w:val="clear"/>
+            <w:tcMar>
+              <w:top w:w="56.69291338582678" w:type="dxa"/>
+              <w:left w:w="56.69291338582678" w:type="dxa"/>
+              <w:bottom w:w="56.69291338582678" w:type="dxa"/>
+              <w:right w:w="56.69291338582678" w:type="dxa"/>
+            </w:tcMar>
+            <w:vAlign w:val="center"/>
+          </w:tcPr>
+          <w:p>
+            <w:pPr>
+              <w:spacing w:after="0" w:lineRule="auto"/>
+              <w:jc w:val="center"/>
+              <w:rPr>
+                <w:rFonts w:ascii="Times New Roman" w:cs="Times New Roman" w:eastAsia="Times New Roman" w:hAnsi="Times New Roman"/>
+                <w:sz w:val="24"/>
+                <w:szCs w:val="24"/>
+              </w:rPr>
+            </w:pPr>
+            <w:r>
+              <w:rPr>
+                <w:rFonts w:ascii="Times New Roman" w:cs="Times New Roman" w:eastAsia="Times New Roman" w:hAnsi="Times New Roman"/>
+                <w:sz w:val="24"/>
+                <w:szCs w:val="24"/>
+                <w:rtl w:val="0"/>
+              </w:rPr>
+              <w:t xml:space="preserve">Restricciones. Usar como fondo con texto blanco o solo como borde/ícono grueso</w:t>
+            </w:r>
+          </w:p>
+        </w:tc>
+      </w:tr>
+      <w:tr>
+        <w:trPr>
+          <w:cantSplit w:val="0"/>
+          <w:trHeight w:val="405" w:hRule="atLeast"/>
+          <w:tblHeader w:val="0"/>
+        </w:trPr>
+        <w:tc>
+          <w:tcPr>
+            <w:tcBorders>
+              <w:top w:color="1f1f1f" w:space="0" w:sz="6" w:val="single"/>
+              <w:left w:color="1f1f1f" w:space="0" w:sz="6" w:val="single"/>
+              <w:bottom w:color="1f1f1f" w:space="0" w:sz="6" w:val="single"/>
+              <w:right w:color="1f1f1f" w:space="0" w:sz="6" w:val="single"/>
+            </w:tcBorders>
+            <w:tcMar>
+              <w:top w:w="56.69291338582678" w:type="dxa"/>
+              <w:left w:w="56.69291338582678" w:type="dxa"/>
+              <w:bottom w:w="56.69291338582678" w:type="dxa"/>
+              <w:right w:w="56.69291338582678" w:type="dxa"/>
+            </w:tcMar>
+            <w:vAlign w:val="center"/>
+          </w:tcPr>
+          <w:p>
+            <w:pPr>
+              <w:spacing w:after="0" w:lineRule="auto"/>
+              <w:jc w:val="center"/>
+              <w:rPr>
+                <w:rFonts w:ascii="Times New Roman" w:cs="Times New Roman" w:eastAsia="Times New Roman" w:hAnsi="Times New Roman"/>
+                <w:sz w:val="24"/>
+                <w:szCs w:val="24"/>
+              </w:rPr>
+            </w:pPr>
+            <w:r>
+              <w:rPr>
+                <w:rFonts w:ascii="Times New Roman" w:cs="Times New Roman" w:eastAsia="Times New Roman" w:hAnsi="Times New Roman"/>
+                <w:sz w:val="24"/>
+                <w:szCs w:val="24"/>
+                <w:rtl w:val="0"/>
+              </w:rPr>
+              <w:t xml:space="preserve">Alerta advertencia</w:t>
+            </w:r>
+          </w:p>
+        </w:tc>
+        <w:tc>
+          <w:tcPr>
+            <w:tcBorders>
+              <w:top w:color="1f1f1f" w:space="0" w:sz="6" w:val="single"/>
+              <w:left w:color="1f1f1f" w:space="0" w:sz="6" w:val="single"/>
+              <w:bottom w:color="1f1f1f" w:space="0" w:sz="6" w:val="single"/>
+              <w:right w:color="1f1f1f" w:space="0" w:sz="6" w:val="single"/>
+            </w:tcBorders>
+            <w:tcMar>
+              <w:top w:w="56.69291338582678" w:type="dxa"/>
+              <w:left w:w="56.69291338582678" w:type="dxa"/>
+              <w:bottom w:w="56.69291338582678" w:type="dxa"/>
+              <w:right w:w="56.69291338582678" w:type="dxa"/>
+            </w:tcMar>
+            <w:vAlign w:val="center"/>
+          </w:tcPr>
+          <w:p>
+            <w:pPr>
+              <w:spacing w:after="0" w:lineRule="auto"/>
+              <w:jc w:val="center"/>
+              <w:rPr>
+                <w:rFonts w:ascii="Times New Roman" w:cs="Times New Roman" w:eastAsia="Times New Roman" w:hAnsi="Times New Roman"/>
+                <w:sz w:val="24"/>
+                <w:szCs w:val="24"/>
+              </w:rPr>
+            </w:pPr>
+            <w:r>
+              <w:rPr>
+                <w:rFonts w:ascii="Times New Roman" w:cs="Times New Roman" w:eastAsia="Times New Roman" w:hAnsi="Times New Roman"/>
+                <w:sz w:val="24"/>
+                <w:szCs w:val="24"/>
+                <w:rtl w:val="0"/>
+              </w:rPr>
+              <w:t xml:space="preserve">Ámbar</w:t>
+            </w:r>
+          </w:p>
+        </w:tc>
+        <w:tc>
+          <w:tcPr>
+            <w:tcBorders>
+              <w:top w:color="1f1f1f" w:space="0" w:sz="6" w:val="single"/>
+              <w:left w:color="1f1f1f" w:space="0" w:sz="6" w:val="single"/>
+              <w:bottom w:color="1f1f1f" w:space="0" w:sz="6" w:val="single"/>
+              <w:right w:color="1f1f1f" w:space="0" w:sz="6" w:val="single"/>
+            </w:tcBorders>
+            <w:tcMar>
+              <w:top w:w="56.69291338582678" w:type="dxa"/>
+              <w:left w:w="56.69291338582678" w:type="dxa"/>
+              <w:bottom w:w="56.69291338582678" w:type="dxa"/>
+              <w:right w:w="56.69291338582678" w:type="dxa"/>
+            </w:tcMar>
+            <w:vAlign w:val="center"/>
+          </w:tcPr>
+          <w:p>
+            <w:pPr>
+              <w:spacing w:after="0" w:lineRule="auto"/>
+              <w:jc w:val="center"/>
+              <w:rPr>
+                <w:rFonts w:ascii="Times New Roman" w:cs="Times New Roman" w:eastAsia="Times New Roman" w:hAnsi="Times New Roman"/>
+                <w:sz w:val="24"/>
+                <w:szCs w:val="24"/>
+              </w:rPr>
+            </w:pPr>
+            <w:r>
+              <w:rPr>
+                <w:rFonts w:ascii="Times New Roman" w:cs="Times New Roman" w:eastAsia="Times New Roman" w:hAnsi="Times New Roman"/>
+                <w:sz w:val="24"/>
+                <w:szCs w:val="24"/>
+                <w:rtl w:val="0"/>
+              </w:rPr>
+              <w:t xml:space="preserve">#F59E0B</w:t>
+            </w:r>
+          </w:p>
+        </w:tc>
+        <w:tc>
+          <w:tcPr>
+            <w:tcBorders>
+              <w:top w:color="1f1f1f" w:space="0" w:sz="6" w:val="single"/>
+              <w:left w:color="1f1f1f" w:space="0" w:sz="6" w:val="single"/>
+              <w:bottom w:color="1f1f1f" w:space="0" w:sz="6" w:val="single"/>
+              <w:right w:color="1f1f1f" w:space="0" w:sz="6" w:val="single"/>
+            </w:tcBorders>
+            <w:tcMar>
+              <w:top w:w="56.69291338582678" w:type="dxa"/>
+              <w:left w:w="56.69291338582678" w:type="dxa"/>
+              <w:bottom w:w="56.69291338582678" w:type="dxa"/>
+              <w:right w:w="56.69291338582678" w:type="dxa"/>
+            </w:tcMar>
+            <w:vAlign w:val="center"/>
+          </w:tcPr>
+          <w:p>
+            <w:pPr>
+              <w:spacing w:after="0" w:lineRule="auto"/>
+              <w:jc w:val="center"/>
+              <w:rPr>
+                <w:rFonts w:ascii="Times New Roman" w:cs="Times New Roman" w:eastAsia="Times New Roman" w:hAnsi="Times New Roman"/>
+                <w:sz w:val="24"/>
+                <w:szCs w:val="24"/>
+              </w:rPr>
+            </w:pPr>
+            <w:r>
+              <w:rPr>
+                <w:rFonts w:ascii="Times New Roman" w:cs="Times New Roman" w:eastAsia="Times New Roman" w:hAnsi="Times New Roman"/>
+                <w:sz w:val="24"/>
+                <w:szCs w:val="24"/>
+                <w:rtl w:val="0"/>
+              </w:rPr>
+              <w:t xml:space="preserve">Advertencias. Seguro para texto e íconos sobre la tarjeta (7.64)</w:t>
+            </w:r>
+          </w:p>
+        </w:tc>
+      </w:tr>
+      <w:tr>
+        <w:trPr>
+          <w:cantSplit w:val="0"/>
+          <w:trHeight w:val="405" w:hRule="atLeast"/>
+          <w:tblHeader w:val="0"/>
+        </w:trPr>
+        <w:tc>
+          <w:tcPr>
+            <w:tcBorders>
+              <w:top w:color="1f1f1f" w:space="0" w:sz="6" w:val="single"/>
+              <w:left w:color="1f1f1f" w:space="0" w:sz="6" w:val="single"/>
+              <w:bottom w:color="1f1f1f" w:space="0" w:sz="6" w:val="single"/>
+              <w:right w:color="1f1f1f" w:space="0" w:sz="6" w:val="single"/>
+            </w:tcBorders>
+            <w:shd w:fill="f5f7fa" w:val="clear"/>
+            <w:tcMar>
+              <w:top w:w="56.69291338582678" w:type="dxa"/>
+              <w:left w:w="56.69291338582678" w:type="dxa"/>
+              <w:bottom w:w="56.69291338582678" w:type="dxa"/>
+              <w:right w:w="56.69291338582678" w:type="dxa"/>
+            </w:tcMar>
+            <w:vAlign w:val="center"/>
+          </w:tcPr>
+          <w:p>
+            <w:pPr>
+              <w:spacing w:after="0" w:lineRule="auto"/>
+              <w:jc w:val="center"/>
+              <w:rPr>
+                <w:rFonts w:ascii="Times New Roman" w:cs="Times New Roman" w:eastAsia="Times New Roman" w:hAnsi="Times New Roman"/>
+                <w:sz w:val="24"/>
+                <w:szCs w:val="24"/>
+              </w:rPr>
+            </w:pPr>
+            <w:r>
+              <w:rPr>
+                <w:rFonts w:ascii="Times New Roman" w:cs="Times New Roman" w:eastAsia="Times New Roman" w:hAnsi="Times New Roman"/>
+                <w:sz w:val="24"/>
+                <w:szCs w:val="24"/>
+                <w:rtl w:val="0"/>
+              </w:rPr>
+              <w:t xml:space="preserve">Confirmación / éxito</w:t>
+            </w:r>
+          </w:p>
+        </w:tc>
+        <w:tc>
+          <w:tcPr>
+            <w:tcBorders>
+              <w:top w:color="1f1f1f" w:space="0" w:sz="6" w:val="single"/>
+              <w:left w:color="1f1f1f" w:space="0" w:sz="6" w:val="single"/>
+              <w:bottom w:color="1f1f1f" w:space="0" w:sz="6" w:val="single"/>
+              <w:right w:color="1f1f1f" w:space="0" w:sz="6" w:val="single"/>
+            </w:tcBorders>
+            <w:shd w:fill="f5f7fa" w:val="clear"/>
+            <w:tcMar>
+              <w:top w:w="56.69291338582678" w:type="dxa"/>
+              <w:left w:w="56.69291338582678" w:type="dxa"/>
+              <w:bottom w:w="56.69291338582678" w:type="dxa"/>
+              <w:right w:w="56.69291338582678" w:type="dxa"/>
+            </w:tcMar>
+            <w:vAlign w:val="center"/>
+          </w:tcPr>
+          <w:p>
+            <w:pPr>
+              <w:spacing w:after="0" w:lineRule="auto"/>
+              <w:jc w:val="center"/>
+              <w:rPr>
+                <w:rFonts w:ascii="Times New Roman" w:cs="Times New Roman" w:eastAsia="Times New Roman" w:hAnsi="Times New Roman"/>
+                <w:sz w:val="24"/>
+                <w:szCs w:val="24"/>
+              </w:rPr>
+            </w:pPr>
+            <w:r>
+              <w:rPr>
+                <w:rFonts w:ascii="Times New Roman" w:cs="Times New Roman" w:eastAsia="Times New Roman" w:hAnsi="Times New Roman"/>
+                <w:sz w:val="24"/>
+                <w:szCs w:val="24"/>
+                <w:rtl w:val="0"/>
+              </w:rPr>
+              <w:t xml:space="preserve">Verde</w:t>
+            </w:r>
+          </w:p>
+        </w:tc>
+        <w:tc>
+          <w:tcPr>
+            <w:tcBorders>
+              <w:top w:color="1f1f1f" w:space="0" w:sz="6" w:val="single"/>
+              <w:left w:color="1f1f1f" w:space="0" w:sz="6" w:val="single"/>
+              <w:bottom w:color="1f1f1f" w:space="0" w:sz="6" w:val="single"/>
+              <w:right w:color="1f1f1f" w:space="0" w:sz="6" w:val="single"/>
+            </w:tcBorders>
+            <w:shd w:fill="f5f7fa" w:val="clear"/>
+            <w:tcMar>
+              <w:top w:w="56.69291338582678" w:type="dxa"/>
+              <w:left w:w="56.69291338582678" w:type="dxa"/>
+              <w:bottom w:w="56.69291338582678" w:type="dxa"/>
+              <w:right w:w="56.69291338582678" w:type="dxa"/>
+            </w:tcMar>
+            <w:vAlign w:val="center"/>
+          </w:tcPr>
+          <w:p>
+            <w:pPr>
+              <w:spacing w:after="0" w:lineRule="auto"/>
+              <w:jc w:val="center"/>
               <w:rPr>
                 <w:rFonts w:ascii="Times New Roman" w:cs="Times New Roman" w:eastAsia="Times New Roman" w:hAnsi="Times New Roman"/>
                 <w:sz w:val="24"/>
@@ -4428,36 +4661,189 @@
         <w:tc>
           <w:tcPr>
             <w:tcBorders>
-              <w:top w:color="000000" w:space="0" w:sz="0" w:val="nil"/>
-              <w:left w:color="000000" w:space="0" w:sz="0" w:val="nil"/>
-              <w:bottom w:color="cccccc" w:space="0" w:sz="7" w:val="single"/>
-              <w:right w:color="cccccc" w:space="0" w:sz="7" w:val="single"/>
-            </w:tcBorders>
-            <w:shd w:fill="ffffff" w:val="clear"/>
-            <w:tcMar>
-              <w:top w:w="80.0" w:type="dxa"/>
-              <w:left w:w="120.0" w:type="dxa"/>
-              <w:bottom w:w="80.0" w:type="dxa"/>
-              <w:right w:w="120.0" w:type="dxa"/>
-            </w:tcMar>
-            <w:vAlign w:val="top"/>
-          </w:tcPr>
-          <w:p>
-            <w:pPr>
-              <w:rPr>
-                <w:rFonts w:ascii="Times New Roman" w:cs="Times New Roman" w:eastAsia="Times New Roman" w:hAnsi="Times New Roman"/>
-                <w:sz w:val="24"/>
-                <w:szCs w:val="24"/>
-              </w:rPr>
-            </w:pPr>
-            <w:r>
-              <w:rPr>
-                <w:rFonts w:ascii="Times New Roman" w:cs="Times New Roman" w:eastAsia="Times New Roman" w:hAnsi="Times New Roman"/>
-                <w:sz w:val="24"/>
-                <w:szCs w:val="24"/>
-                <w:rtl w:val="0"/>
-              </w:rPr>
-              <w:t xml:space="preserve">Indicador 'Sistema operativo'</w:t>
+              <w:top w:color="1f1f1f" w:space="0" w:sz="6" w:val="single"/>
+              <w:left w:color="1f1f1f" w:space="0" w:sz="6" w:val="single"/>
+              <w:bottom w:color="1f1f1f" w:space="0" w:sz="6" w:val="single"/>
+              <w:right w:color="1f1f1f" w:space="0" w:sz="6" w:val="single"/>
+            </w:tcBorders>
+            <w:shd w:fill="f5f7fa" w:val="clear"/>
+            <w:tcMar>
+              <w:top w:w="56.69291338582678" w:type="dxa"/>
+              <w:left w:w="56.69291338582678" w:type="dxa"/>
+              <w:bottom w:w="56.69291338582678" w:type="dxa"/>
+              <w:right w:w="56.69291338582678" w:type="dxa"/>
+            </w:tcMar>
+            <w:vAlign w:val="center"/>
+          </w:tcPr>
+          <w:p>
+            <w:pPr>
+              <w:spacing w:after="0" w:lineRule="auto"/>
+              <w:jc w:val="center"/>
+              <w:rPr>
+                <w:rFonts w:ascii="Times New Roman" w:cs="Times New Roman" w:eastAsia="Times New Roman" w:hAnsi="Times New Roman"/>
+                <w:sz w:val="24"/>
+                <w:szCs w:val="24"/>
+              </w:rPr>
+            </w:pPr>
+            <w:r>
+              <w:rPr>
+                <w:rFonts w:ascii="Times New Roman" w:cs="Times New Roman" w:eastAsia="Times New Roman" w:hAnsi="Times New Roman"/>
+                <w:sz w:val="24"/>
+                <w:szCs w:val="24"/>
+                <w:rtl w:val="0"/>
+              </w:rPr>
+              <w:t xml:space="preserve">Indicadores y siguiente paso. Seguro para texto e íconos sobre la tarjeta (6.47)</w:t>
+            </w:r>
+          </w:p>
+        </w:tc>
+      </w:tr>
+      <w:tr>
+        <w:trPr>
+          <w:cantSplit w:val="0"/>
+          <w:trHeight w:val="405" w:hRule="atLeast"/>
+          <w:tblHeader w:val="0"/>
+        </w:trPr>
+        <w:tc>
+          <w:tcPr>
+            <w:tcBorders>
+              <w:top w:color="1f1f1f" w:space="0" w:sz="6" w:val="single"/>
+              <w:left w:color="1f1f1f" w:space="0" w:sz="6" w:val="single"/>
+              <w:bottom w:color="1f1f1f" w:space="0" w:sz="6" w:val="single"/>
+              <w:right w:color="1f1f1f" w:space="0" w:sz="6" w:val="single"/>
+            </w:tcBorders>
+            <w:tcMar>
+              <w:top w:w="56.69291338582678" w:type="dxa"/>
+              <w:left w:w="56.69291338582678" w:type="dxa"/>
+              <w:bottom w:w="56.69291338582678" w:type="dxa"/>
+              <w:right w:w="56.69291338582678" w:type="dxa"/>
+            </w:tcMar>
+            <w:vAlign w:val="center"/>
+          </w:tcPr>
+          <w:p>
+            <w:pPr>
+              <w:jc w:val="center"/>
+              <w:rPr>
+                <w:rFonts w:ascii="Times New Roman" w:cs="Times New Roman" w:eastAsia="Times New Roman" w:hAnsi="Times New Roman"/>
+                <w:sz w:val="24"/>
+                <w:szCs w:val="24"/>
+              </w:rPr>
+            </w:pPr>
+            <w:r>
+              <w:rPr>
+                <w:rFonts w:ascii="Times New Roman" w:cs="Times New Roman" w:eastAsia="Times New Roman" w:hAnsi="Times New Roman"/>
+                <w:sz w:val="24"/>
+                <w:szCs w:val="24"/>
+                <w:rtl w:val="0"/>
+              </w:rPr>
+              <w:t xml:space="preserve">Respuesta del chatbot</w:t>
+            </w:r>
+          </w:p>
+        </w:tc>
+        <w:tc>
+          <w:tcPr>
+            <w:tcBorders>
+              <w:top w:color="1f1f1f" w:space="0" w:sz="6" w:val="single"/>
+              <w:left w:color="1f1f1f" w:space="0" w:sz="6" w:val="single"/>
+              <w:bottom w:color="1f1f1f" w:space="0" w:sz="6" w:val="single"/>
+              <w:right w:color="1f1f1f" w:space="0" w:sz="6" w:val="single"/>
+            </w:tcBorders>
+            <w:tcMar>
+              <w:top w:w="56.69291338582678" w:type="dxa"/>
+              <w:left w:w="56.69291338582678" w:type="dxa"/>
+              <w:bottom w:w="56.69291338582678" w:type="dxa"/>
+              <w:right w:w="56.69291338582678" w:type="dxa"/>
+            </w:tcMar>
+            <w:vAlign w:val="center"/>
+          </w:tcPr>
+          <w:p>
+            <w:pPr>
+              <w:jc w:val="center"/>
+              <w:rPr>
+                <w:rFonts w:ascii="Times New Roman" w:cs="Times New Roman" w:eastAsia="Times New Roman" w:hAnsi="Times New Roman"/>
+                <w:sz w:val="24"/>
+                <w:szCs w:val="24"/>
+              </w:rPr>
+            </w:pPr>
+            <w:r>
+              <w:rPr>
+                <w:rFonts w:ascii="Times New Roman" w:cs="Times New Roman" w:eastAsia="Times New Roman" w:hAnsi="Times New Roman"/>
+                <w:sz w:val="24"/>
+                <w:szCs w:val="24"/>
+                <w:rtl w:val="0"/>
+              </w:rPr>
+              <w:t xml:space="preserve">Gris semioscuro</w:t>
+            </w:r>
+          </w:p>
+        </w:tc>
+        <w:tc>
+          <w:tcPr>
+            <w:tcBorders>
+              <w:top w:color="1f1f1f" w:space="0" w:sz="6" w:val="single"/>
+              <w:left w:color="1f1f1f" w:space="0" w:sz="6" w:val="single"/>
+              <w:bottom w:color="1f1f1f" w:space="0" w:sz="6" w:val="single"/>
+              <w:right w:color="1f1f1f" w:space="0" w:sz="6" w:val="single"/>
+            </w:tcBorders>
+            <w:tcMar>
+              <w:top w:w="56.69291338582678" w:type="dxa"/>
+              <w:left w:w="56.69291338582678" w:type="dxa"/>
+              <w:bottom w:w="56.69291338582678" w:type="dxa"/>
+              <w:right w:w="56.69291338582678" w:type="dxa"/>
+            </w:tcMar>
+            <w:vAlign w:val="center"/>
+          </w:tcPr>
+          <w:p>
+            <w:pPr>
+              <w:jc w:val="center"/>
+              <w:rPr>
+                <w:rFonts w:ascii="Times New Roman" w:cs="Times New Roman" w:eastAsia="Times New Roman" w:hAnsi="Times New Roman"/>
+                <w:sz w:val="24"/>
+                <w:szCs w:val="24"/>
+              </w:rPr>
+            </w:pPr>
+            <w:r>
+              <w:rPr>
+                <w:rFonts w:ascii="Times New Roman" w:cs="Times New Roman" w:eastAsia="Times New Roman" w:hAnsi="Times New Roman"/>
+                <w:sz w:val="24"/>
+                <w:szCs w:val="24"/>
+                <w:rtl w:val="0"/>
+              </w:rPr>
+              <w:t xml:space="preserve">#2D3F5F</w:t>
+            </w:r>
+          </w:p>
+        </w:tc>
+        <w:tc>
+          <w:tcPr>
+            <w:tcBorders>
+              <w:top w:color="1f1f1f" w:space="0" w:sz="6" w:val="single"/>
+              <w:left w:color="1f1f1f" w:space="0" w:sz="6" w:val="single"/>
+              <w:bottom w:color="1f1f1f" w:space="0" w:sz="6" w:val="single"/>
+              <w:right w:color="1f1f1f" w:space="0" w:sz="6" w:val="single"/>
+            </w:tcBorders>
+            <w:tcMar>
+              <w:top w:w="56.69291338582678" w:type="dxa"/>
+              <w:left w:w="56.69291338582678" w:type="dxa"/>
+              <w:bottom w:w="56.69291338582678" w:type="dxa"/>
+              <w:right w:w="56.69291338582678" w:type="dxa"/>
+            </w:tcMar>
+            <w:vAlign w:val="center"/>
+          </w:tcPr>
+          <w:p>
+            <w:pPr>
+              <w:jc w:val="center"/>
+              <w:rPr>
+                <w:rFonts w:ascii="Times New Roman" w:cs="Times New Roman" w:eastAsia="Times New Roman" w:hAnsi="Times New Roman"/>
+                <w:sz w:val="24"/>
+                <w:szCs w:val="24"/>
+              </w:rPr>
+            </w:pPr>
+            <w:r>
+              <w:rPr>
+                <w:rFonts w:ascii="Times New Roman" w:cs="Times New Roman" w:eastAsia="Times New Roman" w:hAnsi="Times New Roman"/>
+                <w:sz w:val="24"/>
+                <w:szCs w:val="24"/>
+                <w:rtl w:val="0"/>
+              </w:rPr>
+              <w:t xml:space="preserve">Cuadros de respuesta del chatbot</w:t>
             </w:r>
           </w:p>
         </w:tc>
@@ -6521,7 +6907,7 @@
           <wp:inline distB="114300" distT="114300" distL="114300" distR="114300">
             <wp:extent cx="5053013" cy="2837073"/>
             <wp:effectExtent b="0" l="0" r="0" t="0"/>
-            <wp:docPr id="2" name="image7.png"/>
+            <wp:docPr id="4" name="image7.png"/>
             <a:graphic>
               <a:graphicData uri="http://schemas.openxmlformats.org/drawingml/2006/picture">
                 <pic:pic>
@@ -7123,24 +7509,24 @@
         </w:rPr>
         <w:t xml:space="preserve">Pantalla de Nueva Conversación (Home)</w:t>
       </w:r>
-      <w:r>
-        <w:rPr>
-          <w:rFonts w:ascii="Times New Roman" w:cs="Times New Roman" w:eastAsia="Times New Roman" w:hAnsi="Times New Roman"/>
-          <w:b w:val="1"/>
-          <w:bCs w:val="1"/>
-          <w:sz w:val="24"/>
-          <w:szCs w:val="24"/>
-        </w:rPr>
+    </w:p>
+    <w:p>
+      <w:pPr>
+        <w:ind w:left="1440" w:firstLine="0"/>
+        <w:rPr/>
+      </w:pPr>
+      <w:r>
+        <w:rPr/>
         <w:drawing>
           <wp:inline distB="114300" distT="114300" distL="114300" distR="114300">
-            <wp:extent cx="5040000" cy="2822400"/>
+            <wp:extent cx="4948238" cy="2753587"/>
             <wp:effectExtent b="0" l="0" r="0" t="0"/>
-            <wp:docPr id="4" name="image3.png"/>
+            <wp:docPr id="2" name="image5.png"/>
             <a:graphic>
               <a:graphicData uri="http://schemas.openxmlformats.org/drawingml/2006/picture">
                 <pic:pic>
                   <pic:nvPicPr>
-                    <pic:cNvPr id="0" name="image3.png"/>
+                    <pic:cNvPr id="0" name="image5.png"/>
                     <pic:cNvPicPr preferRelativeResize="0"/>
                   </pic:nvPicPr>
                   <pic:blipFill>
@@ -7153,7 +7539,7 @@
                   <pic:spPr>
                     <a:xfrm>
                       <a:off x="0" y="0"/>
-                      <a:ext cx="5040000" cy="2822400"/>
+                      <a:ext cx="4948238" cy="2753587"/>
                     </a:xfrm>
                     <a:prstGeom prst="rect"/>
                     <a:ln/>
@@ -7289,14 +7675,14 @@
         <w:rPr/>
         <w:drawing>
           <wp:inline distB="114300" distT="114300" distL="114300" distR="114300">
-            <wp:extent cx="5040000" cy="2822400"/>
+            <wp:extent cx="4910138" cy="2732385"/>
             <wp:effectExtent b="0" l="0" r="0" t="0"/>
-            <wp:docPr id="1" name="image1.png"/>
+            <wp:docPr id="7" name="image4.png"/>
             <a:graphic>
               <a:graphicData uri="http://schemas.openxmlformats.org/drawingml/2006/picture">
                 <pic:pic>
                   <pic:nvPicPr>
-                    <pic:cNvPr id="0" name="image1.png"/>
+                    <pic:cNvPr id="0" name="image4.png"/>
                     <pic:cNvPicPr preferRelativeResize="0"/>
                   </pic:nvPicPr>
                   <pic:blipFill>
@@ -7309,7 +7695,7 @@
                   <pic:spPr>
                     <a:xfrm>
                       <a:off x="0" y="0"/>
-                      <a:ext cx="5040000" cy="2822400"/>
+                      <a:ext cx="4910138" cy="2732385"/>
                     </a:xfrm>
                     <a:prstGeom prst="rect"/>
                     <a:ln/>
@@ -7454,14 +7840,14 @@
         </w:rPr>
         <w:drawing>
           <wp:inline distB="114300" distT="114300" distL="114300" distR="114300">
-            <wp:extent cx="5040000" cy="2822400"/>
+            <wp:extent cx="4691063" cy="2573696"/>
             <wp:effectExtent b="0" l="0" r="0" t="0"/>
-            <wp:docPr id="5" name="image5.png"/>
+            <wp:docPr id="3" name="image2.png"/>
             <a:graphic>
               <a:graphicData uri="http://schemas.openxmlformats.org/drawingml/2006/picture">
                 <pic:pic>
                   <pic:nvPicPr>
-                    <pic:cNvPr id="0" name="image5.png"/>
+                    <pic:cNvPr id="0" name="image2.png"/>
                     <pic:cNvPicPr preferRelativeResize="0"/>
                   </pic:nvPicPr>
                   <pic:blipFill>
@@ -7474,7 +7860,7 @@
                   <pic:spPr>
                     <a:xfrm>
                       <a:off x="0" y="0"/>
-                      <a:ext cx="5040000" cy="2822400"/>
+                      <a:ext cx="4691063" cy="2573696"/>
                     </a:xfrm>
                     <a:prstGeom prst="rect"/>
                     <a:ln/>
@@ -7612,28 +7998,20 @@
     <w:p>
       <w:pPr>
         <w:ind w:left="1440" w:firstLine="0"/>
-        <w:jc w:val="center"/>
-        <w:rPr>
-          <w:rFonts w:ascii="Times New Roman" w:cs="Times New Roman" w:eastAsia="Times New Roman" w:hAnsi="Times New Roman"/>
-          <w:i w:val="1"/>
-          <w:iCs w:val="1"/>
-          <w:color w:val="555555"/>
-          <w:sz w:val="20"/>
-          <w:szCs w:val="20"/>
-        </w:rPr>
+        <w:rPr/>
       </w:pPr>
       <w:r>
         <w:rPr/>
         <w:drawing>
           <wp:inline distB="114300" distT="114300" distL="114300" distR="114300">
-            <wp:extent cx="5040000" cy="2822400"/>
+            <wp:extent cx="4760341" cy="2570584"/>
             <wp:effectExtent b="0" l="0" r="0" t="0"/>
-            <wp:docPr id="3" name="image2.png"/>
+            <wp:docPr id="5" name="image1.png"/>
             <a:graphic>
               <a:graphicData uri="http://schemas.openxmlformats.org/drawingml/2006/picture">
                 <pic:pic>
                   <pic:nvPicPr>
-                    <pic:cNvPr id="0" name="image2.png"/>
+                    <pic:cNvPr id="0" name="image1.png"/>
                     <pic:cNvPicPr preferRelativeResize="0"/>
                   </pic:nvPicPr>
                   <pic:blipFill>
@@ -7646,7 +8024,7 @@
                   <pic:spPr>
                     <a:xfrm>
                       <a:off x="0" y="0"/>
-                      <a:ext cx="5040000" cy="2822400"/>
+                      <a:ext cx="4760341" cy="2570584"/>
                     </a:xfrm>
                     <a:prstGeom prst="rect"/>
                     <a:ln/>
@@ -7659,6 +8037,25 @@
       </w:r>
       <w:r>
         <w:rPr>
+          <w:rtl w:val="0"/>
+        </w:rPr>
+      </w:r>
+    </w:p>
+    <w:p>
+      <w:pPr>
+        <w:ind w:left="1440" w:firstLine="0"/>
+        <w:jc w:val="center"/>
+        <w:rPr>
+          <w:rFonts w:ascii="Times New Roman" w:cs="Times New Roman" w:eastAsia="Times New Roman" w:hAnsi="Times New Roman"/>
+          <w:i w:val="1"/>
+          <w:iCs w:val="1"/>
+          <w:color w:val="555555"/>
+          <w:sz w:val="20"/>
+          <w:szCs w:val="20"/>
+        </w:rPr>
+      </w:pPr>
+      <w:r>
+        <w:rPr>
           <w:rFonts w:ascii="Times New Roman" w:cs="Times New Roman" w:eastAsia="Times New Roman" w:hAnsi="Times New Roman"/>
           <w:i w:val="1"/>
           <w:iCs w:val="1"/>
@@ -7784,14 +8181,14 @@
         <w:rPr/>
         <w:drawing>
           <wp:inline distB="114300" distT="114300" distL="114300" distR="114300">
-            <wp:extent cx="5040000" cy="2822400"/>
+            <wp:extent cx="4866052" cy="2643188"/>
             <wp:effectExtent b="0" l="0" r="0" t="0"/>
-            <wp:docPr id="6" name="image6.png"/>
+            <wp:docPr id="6" name="image3.png"/>
             <a:graphic>
               <a:graphicData uri="http://schemas.openxmlformats.org/drawingml/2006/picture">
                 <pic:pic>
                   <pic:nvPicPr>
-                    <pic:cNvPr id="0" name="image6.png"/>
+                    <pic:cNvPr id="0" name="image3.png"/>
                     <pic:cNvPicPr preferRelativeResize="0"/>
                   </pic:nvPicPr>
                   <pic:blipFill>
@@ -7804,7 +8201,7 @@
                   <pic:spPr>
                     <a:xfrm>
                       <a:off x="0" y="0"/>
-                      <a:ext cx="5040000" cy="2822400"/>
+                      <a:ext cx="4866052" cy="2643188"/>
                     </a:xfrm>
                     <a:prstGeom prst="rect"/>
                     <a:ln/>
@@ -7962,14 +8359,14 @@
         </w:rPr>
         <w:drawing>
           <wp:inline distB="114300" distT="114300" distL="114300" distR="114300">
-            <wp:extent cx="5040000" cy="2822400"/>
+            <wp:extent cx="4880988" cy="2691840"/>
             <wp:effectExtent b="0" l="0" r="0" t="0"/>
-            <wp:docPr id="7" name="image4.png"/>
+            <wp:docPr id="1" name="image6.png"/>
             <a:graphic>
               <a:graphicData uri="http://schemas.openxmlformats.org/drawingml/2006/picture">
                 <pic:pic>
                   <pic:nvPicPr>
-                    <pic:cNvPr id="0" name="image4.png"/>
+                    <pic:cNvPr id="0" name="image6.png"/>
                     <pic:cNvPicPr preferRelativeResize="0"/>
                   </pic:nvPicPr>
                   <pic:blipFill>
@@ -7982,7 +8379,7 @@
                   <pic:spPr>
                     <a:xfrm>
                       <a:off x="0" y="0"/>
-                      <a:ext cx="5040000" cy="2822400"/>
+                      <a:ext cx="4880988" cy="2691840"/>
                     </a:xfrm>
                     <a:prstGeom prst="rect"/>
                     <a:ln/>

--- a/Desarrollo/CACIF/Diseño/CACIF-DI.docx
+++ b/Desarrollo/CACIF/Diseño/CACIF-DI.docx
@@ -744,8 +744,12 @@
             </w:pPr>
             <w:r>
               <w:rPr>
-                <w:rtl w:val="0"/>
-              </w:rPr>
+                <w:rFonts w:ascii="Times New Roman" w:cs="Times New Roman" w:eastAsia="Times New Roman" w:hAnsi="Times New Roman"/>
+                <w:sz w:val="20"/>
+                <w:szCs w:val="20"/>
+                <w:rtl w:val="0"/>
+              </w:rPr>
+              <w:t xml:space="preserve">17/05/2026</w:t>
             </w:r>
           </w:p>
         </w:tc>
@@ -772,8 +776,12 @@
             </w:pPr>
             <w:r>
               <w:rPr>
-                <w:rtl w:val="0"/>
-              </w:rPr>
+                <w:rFonts w:ascii="Times New Roman" w:cs="Times New Roman" w:eastAsia="Times New Roman" w:hAnsi="Times New Roman"/>
+                <w:sz w:val="20"/>
+                <w:szCs w:val="20"/>
+                <w:rtl w:val="0"/>
+              </w:rPr>
+              <w:t xml:space="preserve">1.2</w:t>
             </w:r>
           </w:p>
         </w:tc>
@@ -800,8 +808,12 @@
             </w:pPr>
             <w:r>
               <w:rPr>
-                <w:rtl w:val="0"/>
-              </w:rPr>
+                <w:rFonts w:ascii="Times New Roman" w:cs="Times New Roman" w:eastAsia="Times New Roman" w:hAnsi="Times New Roman"/>
+                <w:sz w:val="20"/>
+                <w:szCs w:val="20"/>
+                <w:rtl w:val="0"/>
+              </w:rPr>
+              <w:t xml:space="preserve">Actualizacion de paleta de colores y capturas de pantalla</w:t>
             </w:r>
           </w:p>
         </w:tc>
@@ -828,8 +840,12 @@
             </w:pPr>
             <w:r>
               <w:rPr>
-                <w:rtl w:val="0"/>
-              </w:rPr>
+                <w:rFonts w:ascii="Times New Roman" w:cs="Times New Roman" w:eastAsia="Times New Roman" w:hAnsi="Times New Roman"/>
+                <w:sz w:val="20"/>
+                <w:szCs w:val="20"/>
+                <w:rtl w:val="0"/>
+              </w:rPr>
+              <w:t xml:space="preserve">Mihael Cristobal</w:t>
             </w:r>
           </w:p>
         </w:tc>
@@ -1238,7 +1254,7 @@
     </w:p>
     <w:sdt>
       <w:sdtPr>
-        <w:id w:val="139450570"/>
+        <w:id w:val="333701085"/>
         <w:docPartObj>
           <w:docPartGallery w:val="Table of Contents"/>
           <w:docPartUnique w:val="1"/>
@@ -8183,12 +8199,12 @@
           <wp:inline distB="114300" distT="114300" distL="114300" distR="114300">
             <wp:extent cx="4866052" cy="2643188"/>
             <wp:effectExtent b="0" l="0" r="0" t="0"/>
-            <wp:docPr id="6" name="image3.png"/>
+            <wp:docPr id="6" name="image6.png"/>
             <a:graphic>
               <a:graphicData uri="http://schemas.openxmlformats.org/drawingml/2006/picture">
                 <pic:pic>
                   <pic:nvPicPr>
-                    <pic:cNvPr id="0" name="image3.png"/>
+                    <pic:cNvPr id="0" name="image6.png"/>
                     <pic:cNvPicPr preferRelativeResize="0"/>
                   </pic:nvPicPr>
                   <pic:blipFill>
@@ -8361,12 +8377,12 @@
           <wp:inline distB="114300" distT="114300" distL="114300" distR="114300">
             <wp:extent cx="4880988" cy="2691840"/>
             <wp:effectExtent b="0" l="0" r="0" t="0"/>
-            <wp:docPr id="1" name="image6.png"/>
+            <wp:docPr id="1" name="image3.png"/>
             <a:graphic>
               <a:graphicData uri="http://schemas.openxmlformats.org/drawingml/2006/picture">
                 <pic:pic>
                   <pic:nvPicPr>
-                    <pic:cNvPr id="0" name="image6.png"/>
+                    <pic:cNvPr id="0" name="image3.png"/>
                     <pic:cNvPicPr preferRelativeResize="0"/>
                   </pic:nvPicPr>
                   <pic:blipFill>
